--- a/Uni_Courses/Third_Year/Power Electronics 3/Borkovec 2941124B - Lab 3 Induction Motor.docx
+++ b/Uni_Courses/Third_Year/Power Electronics 3/Borkovec 2941124B - Lab 3 Induction Motor.docx
@@ -748,16 +748,56 @@
     <w:p/>
     <w:p/>
     <w:p/>
+    <w:p>
+      <w:r>
+        <w:rPr>
+          <w:noProof/>
+        </w:rPr>
+        <w:drawing>
+          <wp:inline distT="0" distB="0" distL="0" distR="0" wp14:anchorId="6261CB69" wp14:editId="0230F00E">
+            <wp:extent cx="6118225" cy="2139950"/>
+            <wp:effectExtent l="0" t="0" r="3175" b="6350"/>
+            <wp:docPr id="1153668255" name="Picture 1" descr="A close-up of a white background&#10;&#10;AI-generated content may be incorrect."/>
+            <wp:cNvGraphicFramePr>
+              <a:graphicFrameLocks xmlns:a="http://schemas.openxmlformats.org/drawingml/2006/main" noChangeAspect="1"/>
+            </wp:cNvGraphicFramePr>
+            <a:graphic xmlns:a="http://schemas.openxmlformats.org/drawingml/2006/main">
+              <a:graphicData uri="http://schemas.openxmlformats.org/drawingml/2006/picture">
+                <pic:pic xmlns:pic="http://schemas.openxmlformats.org/drawingml/2006/picture">
+                  <pic:nvPicPr>
+                    <pic:cNvPr id="1153668255" name="Picture 1" descr="A close-up of a white background&#10;&#10;AI-generated content may be incorrect."/>
+                    <pic:cNvPicPr/>
+                  </pic:nvPicPr>
+                  <pic:blipFill>
+                    <a:blip r:embed="rId7" cstate="print">
+                      <a:extLst>
+                        <a:ext uri="{28A0092B-C50C-407E-A947-70E740481C1C}">
+                          <a14:useLocalDpi xmlns:a14="http://schemas.microsoft.com/office/drawing/2010/main" val="0"/>
+                        </a:ext>
+                      </a:extLst>
+                    </a:blip>
+                    <a:stretch>
+                      <a:fillRect/>
+                    </a:stretch>
+                  </pic:blipFill>
+                  <pic:spPr>
+                    <a:xfrm>
+                      <a:off x="0" y="0"/>
+                      <a:ext cx="6118225" cy="2139950"/>
+                    </a:xfrm>
+                    <a:prstGeom prst="rect">
+                      <a:avLst/>
+                    </a:prstGeom>
+                  </pic:spPr>
+                </pic:pic>
+              </a:graphicData>
+            </a:graphic>
+          </wp:inline>
+        </w:drawing>
+      </w:r>
+    </w:p>
     <w:p/>
     <w:p/>
-    <w:p/>
-    <w:p/>
-    <w:p/>
-    <w:p/>
-    <w:p/>
-    <w:p/>
-    <w:p/>
-    <w:p/>
     <w:p>
       <w:pPr>
         <w:ind w:left="720" w:firstLine="720"/>
@@ -897,38 +937,83 @@
     </w:p>
     <w:p>
       <w:pPr>
-        <w:jc w:val="both"/>
-      </w:pPr>
-    </w:p>
-    <w:p>
-      <w:pPr>
-        <w:jc w:val="both"/>
-      </w:pPr>
-    </w:p>
-    <w:p>
-      <w:pPr>
-        <w:jc w:val="both"/>
-      </w:pPr>
-    </w:p>
-    <w:p>
-      <w:pPr>
-        <w:jc w:val="both"/>
-      </w:pPr>
-    </w:p>
-    <w:p>
-      <w:pPr>
-        <w:jc w:val="both"/>
-      </w:pPr>
-    </w:p>
-    <w:p>
-      <w:pPr>
-        <w:jc w:val="both"/>
-      </w:pPr>
-    </w:p>
-    <w:p>
-      <w:pPr>
-        <w:jc w:val="both"/>
-      </w:pPr>
+        <w:pStyle w:val="NormalWeb"/>
+        <w:rPr>
+          <w:rFonts w:ascii="Times" w:hAnsi="Times"/>
+          <w:color w:val="000000"/>
+          <w:sz w:val="27"/>
+          <w:szCs w:val="27"/>
+        </w:rPr>
+      </w:pPr>
+      <w:r>
+        <w:rPr>
+          <w:rFonts w:ascii="Times" w:hAnsi="Times"/>
+          <w:color w:val="000000"/>
+          <w:sz w:val="27"/>
+          <w:szCs w:val="27"/>
+        </w:rPr>
+        <w:t>Motor REF: FM9981</w:t>
+      </w:r>
+    </w:p>
+    <w:p>
+      <w:pPr>
+        <w:pStyle w:val="NormalWeb"/>
+        <w:rPr>
+          <w:rFonts w:ascii="Times" w:hAnsi="Times"/>
+          <w:color w:val="000000"/>
+          <w:sz w:val="27"/>
+          <w:szCs w:val="27"/>
+        </w:rPr>
+      </w:pPr>
+      <w:r>
+        <w:rPr>
+          <w:rFonts w:ascii="Times" w:hAnsi="Times"/>
+          <w:color w:val="000000"/>
+          <w:sz w:val="27"/>
+          <w:szCs w:val="27"/>
+        </w:rPr>
+        <w:t>Input: 41.5V 3PH 1.8A</w:t>
+      </w:r>
+    </w:p>
+    <w:p>
+      <w:pPr>
+        <w:pStyle w:val="NormalWeb"/>
+        <w:rPr>
+          <w:rFonts w:ascii="Times" w:hAnsi="Times"/>
+          <w:color w:val="000000"/>
+          <w:sz w:val="27"/>
+          <w:szCs w:val="27"/>
+        </w:rPr>
+      </w:pPr>
+      <w:r>
+        <w:rPr>
+          <w:rFonts w:ascii="Times" w:hAnsi="Times"/>
+          <w:color w:val="000000"/>
+          <w:sz w:val="27"/>
+          <w:szCs w:val="27"/>
+        </w:rPr>
+        <w:t>Output: 50W 1400rpm</w:t>
+      </w:r>
+    </w:p>
+    <w:p>
+      <w:pPr>
+        <w:pStyle w:val="NormalWeb"/>
+        <w:rPr>
+          <w:rFonts w:ascii="Times" w:hAnsi="Times"/>
+          <w:color w:val="000000"/>
+          <w:sz w:val="27"/>
+          <w:szCs w:val="27"/>
+        </w:rPr>
+      </w:pPr>
+      <w:r>
+        <w:rPr>
+          <w:rFonts w:ascii="Times" w:hAnsi="Times"/>
+          <w:color w:val="000000"/>
+          <w:sz w:val="27"/>
+          <w:szCs w:val="27"/>
+        </w:rPr>
+        <w:t>AUTO RESET PROTECTOR</w:t>
+      </w:r>
     </w:p>
     <w:p>
       <w:pPr>
@@ -2215,10 +2300,10 @@
             <v:path o:extrusionok="f" gradientshapeok="t" o:connecttype="rect"/>
             <o:lock v:ext="edit" aspectratio="t"/>
           </v:shapetype>
-          <v:shape id="_x0000_i1033" type="#_x0000_t75" alt="" style="width:90.4pt;height:37.25pt;mso-width-percent:0;mso-height-percent:0;mso-width-percent:0;mso-height-percent:0" o:ole="">
-            <v:imagedata r:id="rId7" o:title=""/>
+          <v:shape id="_x0000_i1033" type="#_x0000_t75" alt="" style="width:90.2pt;height:37.1pt;mso-width-percent:0;mso-height-percent:0;mso-width-percent:0;mso-height-percent:0" o:ole="">
+            <v:imagedata r:id="rId8" o:title=""/>
           </v:shape>
-          <o:OLEObject Type="Embed" ProgID="Equation.DSMT4" ShapeID="_x0000_i1033" DrawAspect="Content" ObjectID="_1833970087" r:id="rId8"/>
+          <o:OLEObject Type="Embed" ProgID="Equation.DSMT4" ShapeID="_x0000_i1033" DrawAspect="Content" ObjectID="_1835098896" r:id="rId9"/>
         </w:object>
       </w:r>
       <w:r>
@@ -2289,7 +2374,7 @@
                     </pic:cNvPicPr>
                   </pic:nvPicPr>
                   <pic:blipFill>
-                    <a:blip r:embed="rId9" cstate="print">
+                    <a:blip r:embed="rId10" cstate="print">
                       <a:extLst>
                         <a:ext uri="{28A0092B-C50C-407E-A947-70E740481C1C}">
                           <a14:useLocalDpi xmlns:a14="http://schemas.microsoft.com/office/drawing/2010/main" val="0"/>
@@ -2409,10 +2494,10 @@
                 <w:position w:val="-28"/>
               </w:rPr>
               <w:object w:dxaOrig="2799" w:dyaOrig="660" w14:anchorId="311B8485">
-                <v:shape id="_x0000_i1032" type="#_x0000_t75" alt="" style="width:102.25pt;height:32.3pt;mso-width-percent:0;mso-height-percent:0;mso-width-percent:0;mso-height-percent:0" o:ole="">
-                  <v:imagedata r:id="rId10" o:title=""/>
+                <v:shape id="_x0000_i1032" type="#_x0000_t75" alt="" style="width:102.55pt;height:32pt;mso-width-percent:0;mso-height-percent:0;mso-width-percent:0;mso-height-percent:0" o:ole="">
+                  <v:imagedata r:id="rId11" o:title=""/>
                 </v:shape>
-                <o:OLEObject Type="Embed" ProgID="Equation.DSMT4" ShapeID="_x0000_i1032" DrawAspect="Content" ObjectID="_1833970088" r:id="rId11"/>
+                <o:OLEObject Type="Embed" ProgID="Equation.DSMT4" ShapeID="_x0000_i1032" DrawAspect="Content" ObjectID="_1835098897" r:id="rId12"/>
               </w:object>
             </w:r>
           </w:p>
@@ -2533,7 +2618,7 @@
           <w:noProof/>
         </w:rPr>
         <w:drawing>
-          <wp:inline distT="0" distB="0" distL="0" distR="0" wp14:anchorId="2C8F552A" wp14:editId="234B075E">
+          <wp:inline distT="0" distB="0" distL="0" distR="0" wp14:anchorId="2C8F552A" wp14:editId="60CAAA61">
             <wp:extent cx="2857500" cy="1244600"/>
             <wp:effectExtent l="0" t="0" r="0" b="0"/>
             <wp:docPr id="4" name="Picture 4"/>
@@ -2550,7 +2635,7 @@
                     </pic:cNvPicPr>
                   </pic:nvPicPr>
                   <pic:blipFill>
-                    <a:blip r:embed="rId12" cstate="print">
+                    <a:blip r:embed="rId13" cstate="print">
                       <a:extLst>
                         <a:ext uri="{28A0092B-C50C-407E-A947-70E740481C1C}">
                           <a14:useLocalDpi xmlns:a14="http://schemas.microsoft.com/office/drawing/2010/main" val="0"/>
@@ -2640,7 +2725,7 @@
           <w:noProof/>
         </w:rPr>
         <w:drawing>
-          <wp:inline distT="0" distB="0" distL="0" distR="0" wp14:anchorId="0032B140" wp14:editId="48A5FF96">
+          <wp:inline distT="0" distB="0" distL="0" distR="0" wp14:anchorId="0032B140" wp14:editId="7B1B48F4">
             <wp:extent cx="1625600" cy="1358900"/>
             <wp:effectExtent l="0" t="0" r="0" b="0"/>
             <wp:docPr id="5" name="Picture 5"/>
@@ -2657,7 +2742,7 @@
                     </pic:cNvPicPr>
                   </pic:nvPicPr>
                   <pic:blipFill>
-                    <a:blip r:embed="rId13" cstate="print">
+                    <a:blip r:embed="rId14" cstate="print">
                       <a:extLst>
                         <a:ext uri="{28A0092B-C50C-407E-A947-70E740481C1C}">
                           <a14:useLocalDpi xmlns:a14="http://schemas.microsoft.com/office/drawing/2010/main" val="0"/>
@@ -2751,10 +2836,10 @@
           <w:position w:val="-30"/>
         </w:rPr>
         <w:object w:dxaOrig="5880" w:dyaOrig="820" w14:anchorId="66BA1518">
-          <v:shape id="_x0000_i1031" type="#_x0000_t75" alt="" style="width:295.35pt;height:40.9pt;mso-width-percent:0;mso-height-percent:0;mso-width-percent:0;mso-height-percent:0" o:ole="">
-            <v:imagedata r:id="rId14" o:title=""/>
+          <v:shape id="_x0000_i1031" type="#_x0000_t75" alt="" style="width:295.25pt;height:40.75pt;mso-width-percent:0;mso-height-percent:0;mso-width-percent:0;mso-height-percent:0" o:ole="">
+            <v:imagedata r:id="rId15" o:title=""/>
           </v:shape>
-          <o:OLEObject Type="Embed" ProgID="Equation.DSMT4" ShapeID="_x0000_i1031" DrawAspect="Content" ObjectID="_1833970089" r:id="rId15"/>
+          <o:OLEObject Type="Embed" ProgID="Equation.DSMT4" ShapeID="_x0000_i1031" DrawAspect="Content" ObjectID="_1835098898" r:id="rId16"/>
         </w:object>
       </w:r>
     </w:p>
@@ -2787,10 +2872,10 @@
           <w:position w:val="-30"/>
         </w:rPr>
         <w:object w:dxaOrig="3440" w:dyaOrig="820" w14:anchorId="16697DB3">
-          <v:shape id="_x0000_i1030" type="#_x0000_t75" alt="" style="width:171.8pt;height:40.9pt;mso-width-percent:0;mso-height-percent:0;mso-width-percent:0;mso-height-percent:0" o:ole="">
-            <v:imagedata r:id="rId16" o:title=""/>
+          <v:shape id="_x0000_i1030" type="#_x0000_t75" alt="" style="width:171.65pt;height:40.75pt;mso-width-percent:0;mso-height-percent:0;mso-width-percent:0;mso-height-percent:0" o:ole="">
+            <v:imagedata r:id="rId17" o:title=""/>
           </v:shape>
-          <o:OLEObject Type="Embed" ProgID="Equation.DSMT4" ShapeID="_x0000_i1030" DrawAspect="Content" ObjectID="_1833970090" r:id="rId17"/>
+          <o:OLEObject Type="Embed" ProgID="Equation.DSMT4" ShapeID="_x0000_i1030" DrawAspect="Content" ObjectID="_1835098899" r:id="rId18"/>
         </w:object>
       </w:r>
     </w:p>
@@ -4124,7 +4209,7 @@
           <w:noProof/>
         </w:rPr>
         <w:drawing>
-          <wp:inline distT="0" distB="0" distL="0" distR="0" wp14:anchorId="16CBF363" wp14:editId="50F10051">
+          <wp:inline distT="0" distB="0" distL="0" distR="0" wp14:anchorId="16CBF363" wp14:editId="3D582F4C">
             <wp:extent cx="1828800" cy="1244600"/>
             <wp:effectExtent l="0" t="0" r="0" b="0"/>
             <wp:docPr id="8" name="Picture 8"/>
@@ -4141,7 +4226,7 @@
                     </pic:cNvPicPr>
                   </pic:nvPicPr>
                   <pic:blipFill>
-                    <a:blip r:embed="rId18" cstate="print">
+                    <a:blip r:embed="rId19" cstate="print">
                       <a:extLst>
                         <a:ext uri="{28A0092B-C50C-407E-A947-70E740481C1C}">
                           <a14:useLocalDpi xmlns:a14="http://schemas.microsoft.com/office/drawing/2010/main" val="0"/>
@@ -4278,10 +4363,10 @@
           <w:position w:val="-14"/>
         </w:rPr>
         <w:object w:dxaOrig="4360" w:dyaOrig="440" w14:anchorId="51B51CEF">
-          <v:shape id="_x0000_i1029" type="#_x0000_t75" alt="" style="width:218.45pt;height:21.7pt;mso-width-percent:0;mso-height-percent:0;mso-width-percent:0;mso-height-percent:0" o:ole="">
-            <v:imagedata r:id="rId19" o:title=""/>
+          <v:shape id="_x0000_i1029" type="#_x0000_t75" alt="" style="width:218.2pt;height:21.8pt;mso-width-percent:0;mso-height-percent:0;mso-width-percent:0;mso-height-percent:0" o:ole="">
+            <v:imagedata r:id="rId20" o:title=""/>
           </v:shape>
-          <o:OLEObject Type="Embed" ProgID="Equation.DSMT4" ShapeID="_x0000_i1029" DrawAspect="Content" ObjectID="_1833970091" r:id="rId20"/>
+          <o:OLEObject Type="Embed" ProgID="Equation.DSMT4" ShapeID="_x0000_i1029" DrawAspect="Content" ObjectID="_1835098900" r:id="rId21"/>
         </w:object>
       </w:r>
     </w:p>
@@ -4306,10 +4391,10 @@
           <w:position w:val="-14"/>
         </w:rPr>
         <w:object w:dxaOrig="6880" w:dyaOrig="440" w14:anchorId="791C84D4">
-          <v:shape id="_x0000_i1028" type="#_x0000_t75" alt="" style="width:344.05pt;height:21.7pt;mso-width-percent:0;mso-height-percent:0;mso-width-percent:0;mso-height-percent:0" o:ole="">
-            <v:imagedata r:id="rId21" o:title=""/>
+          <v:shape id="_x0000_i1028" type="#_x0000_t75" alt="" style="width:344pt;height:21.8pt;mso-width-percent:0;mso-height-percent:0;mso-width-percent:0;mso-height-percent:0" o:ole="">
+            <v:imagedata r:id="rId22" o:title=""/>
           </v:shape>
-          <o:OLEObject Type="Embed" ProgID="Equation.DSMT4" ShapeID="_x0000_i1028" DrawAspect="Content" ObjectID="_1833970092" r:id="rId22"/>
+          <o:OLEObject Type="Embed" ProgID="Equation.DSMT4" ShapeID="_x0000_i1028" DrawAspect="Content" ObjectID="_1835098901" r:id="rId23"/>
         </w:object>
       </w:r>
     </w:p>
@@ -4665,25 +4750,7 @@
                 <w:sz w:val="28"/>
                 <w:szCs w:val="28"/>
               </w:rPr>
-              <w:t>1</w:t>
-            </w:r>
-            <w:r>
-              <w:rPr>
-                <w:b/>
-                <w:bCs/>
-                <w:sz w:val="28"/>
-                <w:szCs w:val="28"/>
-              </w:rPr>
-              <w:t>.</w:t>
-            </w:r>
-            <w:r>
-              <w:rPr>
-                <w:b/>
-                <w:bCs/>
-                <w:sz w:val="28"/>
-                <w:szCs w:val="28"/>
-              </w:rPr>
-              <w:t>78</w:t>
+              <w:t>1.78</w:t>
             </w:r>
           </w:p>
         </w:tc>
@@ -5050,9 +5117,9 @@
         <w:tblLook w:val="01E0" w:firstRow="1" w:lastRow="1" w:firstColumn="1" w:lastColumn="1" w:noHBand="0" w:noVBand="0"/>
       </w:tblPr>
       <w:tblGrid>
-        <w:gridCol w:w="858"/>
+        <w:gridCol w:w="859"/>
         <w:gridCol w:w="773"/>
-        <w:gridCol w:w="924"/>
+        <w:gridCol w:w="923"/>
         <w:gridCol w:w="865"/>
         <w:gridCol w:w="867"/>
         <w:gridCol w:w="1070"/>
@@ -5064,7 +5131,7 @@
       <w:tr>
         <w:tc>
           <w:tcPr>
-            <w:tcW w:w="984" w:type="dxa"/>
+            <w:tcW w:w="859" w:type="dxa"/>
           </w:tcPr>
           <w:p>
             <w:pPr>
@@ -5114,7 +5181,7 @@
         </w:tc>
         <w:tc>
           <w:tcPr>
-            <w:tcW w:w="898" w:type="dxa"/>
+            <w:tcW w:w="773" w:type="dxa"/>
           </w:tcPr>
           <w:p>
             <w:pPr>
@@ -5172,7 +5239,7 @@
         </w:tc>
         <w:tc>
           <w:tcPr>
-            <w:tcW w:w="1050" w:type="dxa"/>
+            <w:tcW w:w="923" w:type="dxa"/>
           </w:tcPr>
           <w:p>
             <w:pPr>
@@ -5205,7 +5272,7 @@
         </w:tc>
         <w:tc>
           <w:tcPr>
-            <w:tcW w:w="900" w:type="dxa"/>
+            <w:tcW w:w="865" w:type="dxa"/>
           </w:tcPr>
           <w:p>
             <w:pPr>
@@ -5249,7 +5316,7 @@
         </w:tc>
         <w:tc>
           <w:tcPr>
-            <w:tcW w:w="925" w:type="dxa"/>
+            <w:tcW w:w="867" w:type="dxa"/>
           </w:tcPr>
           <w:p>
             <w:pPr>
@@ -5271,7 +5338,7 @@
         </w:tc>
         <w:tc>
           <w:tcPr>
-            <w:tcW w:w="962" w:type="dxa"/>
+            <w:tcW w:w="1070" w:type="dxa"/>
           </w:tcPr>
           <w:p>
             <w:pPr>
@@ -5304,7 +5371,7 @@
         </w:tc>
         <w:tc>
           <w:tcPr>
-            <w:tcW w:w="1150" w:type="dxa"/>
+            <w:tcW w:w="1083" w:type="dxa"/>
           </w:tcPr>
           <w:p>
             <w:pPr>
@@ -5337,7 +5404,7 @@
         </w:tc>
         <w:tc>
           <w:tcPr>
-            <w:tcW w:w="1043" w:type="dxa"/>
+            <w:tcW w:w="1056" w:type="dxa"/>
           </w:tcPr>
           <w:p>
             <w:pPr>
@@ -5375,7 +5442,7 @@
         </w:tc>
         <w:tc>
           <w:tcPr>
-            <w:tcW w:w="1056" w:type="dxa"/>
+            <w:tcW w:w="913" w:type="dxa"/>
           </w:tcPr>
           <w:p>
             <w:pPr>
@@ -5431,7 +5498,7 @@
       <w:tr>
         <w:tc>
           <w:tcPr>
-            <w:tcW w:w="984" w:type="dxa"/>
+            <w:tcW w:w="859" w:type="dxa"/>
           </w:tcPr>
           <w:p>
             <w:pPr>
@@ -5448,11 +5515,14 @@
               </w:tabs>
               <w:jc w:val="both"/>
             </w:pPr>
-          </w:p>
-        </w:tc>
-        <w:tc>
-          <w:tcPr>
-            <w:tcW w:w="898" w:type="dxa"/>
+            <w:r>
+              <w:t>41.7</w:t>
+            </w:r>
+          </w:p>
+        </w:tc>
+        <w:tc>
+          <w:tcPr>
+            <w:tcW w:w="773" w:type="dxa"/>
           </w:tcPr>
           <w:p>
             <w:pPr>
@@ -5461,11 +5531,14 @@
               </w:tabs>
               <w:jc w:val="both"/>
             </w:pPr>
-          </w:p>
-        </w:tc>
-        <w:tc>
-          <w:tcPr>
-            <w:tcW w:w="1050" w:type="dxa"/>
+            <w:r>
+              <w:t>1.5</w:t>
+            </w:r>
+          </w:p>
+        </w:tc>
+        <w:tc>
+          <w:tcPr>
+            <w:tcW w:w="923" w:type="dxa"/>
           </w:tcPr>
           <w:p>
             <w:pPr>
@@ -5474,11 +5547,14 @@
               </w:tabs>
               <w:jc w:val="both"/>
             </w:pPr>
-          </w:p>
-        </w:tc>
-        <w:tc>
-          <w:tcPr>
-            <w:tcW w:w="900" w:type="dxa"/>
+            <w:r>
+              <w:t>69.9</w:t>
+            </w:r>
+          </w:p>
+        </w:tc>
+        <w:tc>
+          <w:tcPr>
+            <w:tcW w:w="865" w:type="dxa"/>
           </w:tcPr>
           <w:p>
             <w:pPr>
@@ -5487,11 +5563,14 @@
               </w:tabs>
               <w:jc w:val="both"/>
             </w:pPr>
-          </w:p>
-        </w:tc>
-        <w:tc>
-          <w:tcPr>
-            <w:tcW w:w="925" w:type="dxa"/>
+            <w:r>
+              <w:t>114</w:t>
+            </w:r>
+          </w:p>
+        </w:tc>
+        <w:tc>
+          <w:tcPr>
+            <w:tcW w:w="867" w:type="dxa"/>
           </w:tcPr>
           <w:p>
             <w:pPr>
@@ -5500,11 +5579,14 @@
               </w:tabs>
               <w:jc w:val="both"/>
             </w:pPr>
-          </w:p>
-        </w:tc>
-        <w:tc>
-          <w:tcPr>
-            <w:tcW w:w="962" w:type="dxa"/>
+            <w:r>
+              <w:t>0.52</w:t>
+            </w:r>
+          </w:p>
+        </w:tc>
+        <w:tc>
+          <w:tcPr>
+            <w:tcW w:w="1070" w:type="dxa"/>
           </w:tcPr>
           <w:p>
             <w:pPr>
@@ -5513,11 +5595,14 @@
               </w:tabs>
               <w:jc w:val="both"/>
             </w:pPr>
-          </w:p>
-        </w:tc>
-        <w:tc>
-          <w:tcPr>
-            <w:tcW w:w="1150" w:type="dxa"/>
+            <w:r>
+              <w:t>0.26</w:t>
+            </w:r>
+          </w:p>
+        </w:tc>
+        <w:tc>
+          <w:tcPr>
+            <w:tcW w:w="1083" w:type="dxa"/>
           </w:tcPr>
           <w:p>
             <w:pPr>
@@ -5526,11 +5611,14 @@
               </w:tabs>
               <w:jc w:val="both"/>
             </w:pPr>
-          </w:p>
-        </w:tc>
-        <w:tc>
-          <w:tcPr>
-            <w:tcW w:w="1043" w:type="dxa"/>
+            <w:r>
+              <w:t>1456</w:t>
+            </w:r>
+          </w:p>
+        </w:tc>
+        <w:tc>
+          <w:tcPr>
+            <w:tcW w:w="1056" w:type="dxa"/>
           </w:tcPr>
           <w:p>
             <w:pPr>
@@ -5539,11 +5627,14 @@
               </w:tabs>
               <w:jc w:val="both"/>
             </w:pPr>
-          </w:p>
-        </w:tc>
-        <w:tc>
-          <w:tcPr>
-            <w:tcW w:w="1056" w:type="dxa"/>
+            <w:r>
+              <w:t>152.5</w:t>
+            </w:r>
+          </w:p>
+        </w:tc>
+        <w:tc>
+          <w:tcPr>
+            <w:tcW w:w="913" w:type="dxa"/>
           </w:tcPr>
           <w:p>
             <w:pPr>
@@ -5552,6 +5643,9 @@
               </w:tabs>
               <w:jc w:val="both"/>
             </w:pPr>
+            <w:r>
+              <w:t>39.65</w:t>
+            </w:r>
           </w:p>
         </w:tc>
         <w:tc>
@@ -5565,13 +5659,16 @@
               </w:tabs>
               <w:jc w:val="both"/>
             </w:pPr>
+            <w:r>
+              <w:t>56.7</w:t>
+            </w:r>
           </w:p>
         </w:tc>
       </w:tr>
       <w:tr>
         <w:tc>
           <w:tcPr>
-            <w:tcW w:w="984" w:type="dxa"/>
+            <w:tcW w:w="859" w:type="dxa"/>
           </w:tcPr>
           <w:p>
             <w:pPr>
@@ -5580,11 +5677,14 @@
               </w:tabs>
               <w:jc w:val="both"/>
             </w:pPr>
-          </w:p>
-        </w:tc>
-        <w:tc>
-          <w:tcPr>
-            <w:tcW w:w="898" w:type="dxa"/>
+            <w:r>
+              <w:t>43.1</w:t>
+            </w:r>
+          </w:p>
+        </w:tc>
+        <w:tc>
+          <w:tcPr>
+            <w:tcW w:w="773" w:type="dxa"/>
           </w:tcPr>
           <w:p>
             <w:pPr>
@@ -5593,11 +5693,14 @@
               </w:tabs>
               <w:jc w:val="both"/>
             </w:pPr>
-          </w:p>
-        </w:tc>
-        <w:tc>
-          <w:tcPr>
-            <w:tcW w:w="1050" w:type="dxa"/>
+            <w:r>
+              <w:t>2.23</w:t>
+            </w:r>
+          </w:p>
+        </w:tc>
+        <w:tc>
+          <w:tcPr>
+            <w:tcW w:w="923" w:type="dxa"/>
           </w:tcPr>
           <w:p>
             <w:pPr>
@@ -5606,11 +5709,14 @@
               </w:tabs>
               <w:jc w:val="both"/>
             </w:pPr>
-          </w:p>
-        </w:tc>
-        <w:tc>
-          <w:tcPr>
-            <w:tcW w:w="900" w:type="dxa"/>
+            <w:r>
+              <w:t>113</w:t>
+            </w:r>
+          </w:p>
+        </w:tc>
+        <w:tc>
+          <w:tcPr>
+            <w:tcW w:w="865" w:type="dxa"/>
           </w:tcPr>
           <w:p>
             <w:pPr>
@@ -5619,6 +5725,9 @@
               </w:tabs>
               <w:jc w:val="both"/>
             </w:pPr>
+            <w:r>
+              <w:t>122</w:t>
+            </w:r>
           </w:p>
           <w:p>
             <w:pPr>
@@ -5631,7 +5740,7 @@
         </w:tc>
         <w:tc>
           <w:tcPr>
-            <w:tcW w:w="925" w:type="dxa"/>
+            <w:tcW w:w="867" w:type="dxa"/>
           </w:tcPr>
           <w:p>
             <w:pPr>
@@ -5640,11 +5749,14 @@
               </w:tabs>
               <w:jc w:val="both"/>
             </w:pPr>
-          </w:p>
-        </w:tc>
-        <w:tc>
-          <w:tcPr>
-            <w:tcW w:w="962" w:type="dxa"/>
+            <w:r>
+              <w:t>0.68</w:t>
+            </w:r>
+          </w:p>
+        </w:tc>
+        <w:tc>
+          <w:tcPr>
+            <w:tcW w:w="1070" w:type="dxa"/>
           </w:tcPr>
           <w:p>
             <w:pPr>
@@ -5653,11 +5765,14 @@
               </w:tabs>
               <w:jc w:val="both"/>
             </w:pPr>
-          </w:p>
-        </w:tc>
-        <w:tc>
-          <w:tcPr>
-            <w:tcW w:w="1150" w:type="dxa"/>
+            <w:r>
+              <w:t>0.74</w:t>
+            </w:r>
+          </w:p>
+        </w:tc>
+        <w:tc>
+          <w:tcPr>
+            <w:tcW w:w="1083" w:type="dxa"/>
           </w:tcPr>
           <w:p>
             <w:pPr>
@@ -5666,11 +5781,14 @@
               </w:tabs>
               <w:jc w:val="both"/>
             </w:pPr>
-          </w:p>
-        </w:tc>
-        <w:tc>
-          <w:tcPr>
-            <w:tcW w:w="1043" w:type="dxa"/>
+            <w:r>
+              <w:t>1405</w:t>
+            </w:r>
+          </w:p>
+        </w:tc>
+        <w:tc>
+          <w:tcPr>
+            <w:tcW w:w="1056" w:type="dxa"/>
           </w:tcPr>
           <w:p>
             <w:pPr>
@@ -5679,11 +5797,14 @@
               </w:tabs>
               <w:jc w:val="both"/>
             </w:pPr>
-          </w:p>
-        </w:tc>
-        <w:tc>
-          <w:tcPr>
-            <w:tcW w:w="1056" w:type="dxa"/>
+            <w:r>
+              <w:t>147.1</w:t>
+            </w:r>
+          </w:p>
+        </w:tc>
+        <w:tc>
+          <w:tcPr>
+            <w:tcW w:w="913" w:type="dxa"/>
           </w:tcPr>
           <w:p>
             <w:pPr>
@@ -5692,6 +5813,9 @@
               </w:tabs>
               <w:jc w:val="both"/>
             </w:pPr>
+            <w:r>
+              <w:t>108.9</w:t>
+            </w:r>
           </w:p>
         </w:tc>
         <w:tc>
@@ -5705,13 +5829,16 @@
               </w:tabs>
               <w:jc w:val="both"/>
             </w:pPr>
+            <w:r>
+              <w:t>96.4</w:t>
+            </w:r>
           </w:p>
         </w:tc>
       </w:tr>
       <w:tr>
         <w:tc>
           <w:tcPr>
-            <w:tcW w:w="984" w:type="dxa"/>
+            <w:tcW w:w="859" w:type="dxa"/>
           </w:tcPr>
           <w:p>
             <w:pPr>
@@ -5720,7 +5847,15 @@
               </w:tabs>
               <w:jc w:val="both"/>
             </w:pPr>
-          </w:p>
+            <w:r>
+              <w:t>41.4</w:t>
+            </w:r>
+          </w:p>
+        </w:tc>
+        <w:tc>
+          <w:tcPr>
+            <w:tcW w:w="773" w:type="dxa"/>
+          </w:tcPr>
           <w:p>
             <w:pPr>
               <w:tabs>
@@ -5728,11 +5863,14 @@
               </w:tabs>
               <w:jc w:val="both"/>
             </w:pPr>
-          </w:p>
-        </w:tc>
-        <w:tc>
-          <w:tcPr>
-            <w:tcW w:w="898" w:type="dxa"/>
+            <w:r>
+              <w:t>3.35</w:t>
+            </w:r>
+          </w:p>
+        </w:tc>
+        <w:tc>
+          <w:tcPr>
+            <w:tcW w:w="923" w:type="dxa"/>
           </w:tcPr>
           <w:p>
             <w:pPr>
@@ -5741,11 +5879,14 @@
               </w:tabs>
               <w:jc w:val="both"/>
             </w:pPr>
-          </w:p>
-        </w:tc>
-        <w:tc>
-          <w:tcPr>
-            <w:tcW w:w="1050" w:type="dxa"/>
+            <w:r>
+              <w:t>205</w:t>
+            </w:r>
+          </w:p>
+        </w:tc>
+        <w:tc>
+          <w:tcPr>
+            <w:tcW w:w="865" w:type="dxa"/>
           </w:tcPr>
           <w:p>
             <w:pPr>
@@ -5754,11 +5895,14 @@
               </w:tabs>
               <w:jc w:val="both"/>
             </w:pPr>
-          </w:p>
-        </w:tc>
-        <w:tc>
-          <w:tcPr>
-            <w:tcW w:w="900" w:type="dxa"/>
+            <w:r>
+              <w:t>127</w:t>
+            </w:r>
+          </w:p>
+        </w:tc>
+        <w:tc>
+          <w:tcPr>
+            <w:tcW w:w="867" w:type="dxa"/>
           </w:tcPr>
           <w:p>
             <w:pPr>
@@ -5767,11 +5911,14 @@
               </w:tabs>
               <w:jc w:val="both"/>
             </w:pPr>
-          </w:p>
-        </w:tc>
-        <w:tc>
-          <w:tcPr>
-            <w:tcW w:w="925" w:type="dxa"/>
+            <w:r>
+              <w:t>0.85</w:t>
+            </w:r>
+          </w:p>
+        </w:tc>
+        <w:tc>
+          <w:tcPr>
+            <w:tcW w:w="1070" w:type="dxa"/>
           </w:tcPr>
           <w:p>
             <w:pPr>
@@ -5780,11 +5927,14 @@
               </w:tabs>
               <w:jc w:val="both"/>
             </w:pPr>
-          </w:p>
-        </w:tc>
-        <w:tc>
-          <w:tcPr>
-            <w:tcW w:w="962" w:type="dxa"/>
+            <w:r>
+              <w:t>1.0</w:t>
+            </w:r>
+          </w:p>
+        </w:tc>
+        <w:tc>
+          <w:tcPr>
+            <w:tcW w:w="1083" w:type="dxa"/>
           </w:tcPr>
           <w:p>
             <w:pPr>
@@ -5793,11 +5943,14 @@
               </w:tabs>
               <w:jc w:val="both"/>
             </w:pPr>
-          </w:p>
-        </w:tc>
-        <w:tc>
-          <w:tcPr>
-            <w:tcW w:w="1150" w:type="dxa"/>
+            <w:r>
+              <w:t>1278</w:t>
+            </w:r>
+          </w:p>
+        </w:tc>
+        <w:tc>
+          <w:tcPr>
+            <w:tcW w:w="1056" w:type="dxa"/>
           </w:tcPr>
           <w:p>
             <w:pPr>
@@ -5806,11 +5959,14 @@
               </w:tabs>
               <w:jc w:val="both"/>
             </w:pPr>
-          </w:p>
-        </w:tc>
-        <w:tc>
-          <w:tcPr>
-            <w:tcW w:w="1043" w:type="dxa"/>
+            <w:r>
+              <w:t>133.8</w:t>
+            </w:r>
+          </w:p>
+        </w:tc>
+        <w:tc>
+          <w:tcPr>
+            <w:tcW w:w="913" w:type="dxa"/>
           </w:tcPr>
           <w:p>
             <w:pPr>
@@ -5819,11 +5975,14 @@
               </w:tabs>
               <w:jc w:val="both"/>
             </w:pPr>
-          </w:p>
-        </w:tc>
-        <w:tc>
-          <w:tcPr>
-            <w:tcW w:w="1056" w:type="dxa"/>
+            <w:r>
+              <w:t>133.8</w:t>
+            </w:r>
+          </w:p>
+        </w:tc>
+        <w:tc>
+          <w:tcPr>
+            <w:tcW w:w="1216" w:type="dxa"/>
           </w:tcPr>
           <w:p>
             <w:pPr>
@@ -5832,11 +5991,16 @@
               </w:tabs>
               <w:jc w:val="both"/>
             </w:pPr>
-          </w:p>
-        </w:tc>
-        <w:tc>
-          <w:tcPr>
-            <w:tcW w:w="1216" w:type="dxa"/>
+            <w:r>
+              <w:t>65.3</w:t>
+            </w:r>
+          </w:p>
+        </w:tc>
+      </w:tr>
+      <w:tr>
+        <w:tc>
+          <w:tcPr>
+            <w:tcW w:w="859" w:type="dxa"/>
           </w:tcPr>
           <w:p>
             <w:pPr>
@@ -5845,14 +6009,10 @@
               </w:tabs>
               <w:jc w:val="both"/>
             </w:pPr>
-          </w:p>
-        </w:tc>
-      </w:tr>
-      <w:tr>
-        <w:tc>
-          <w:tcPr>
-            <w:tcW w:w="984" w:type="dxa"/>
-          </w:tcPr>
+            <w:r>
+              <w:t>40.0</w:t>
+            </w:r>
+          </w:p>
           <w:p>
             <w:pPr>
               <w:tabs>
@@ -5861,6 +6021,11 @@
               <w:jc w:val="both"/>
             </w:pPr>
           </w:p>
+        </w:tc>
+        <w:tc>
+          <w:tcPr>
+            <w:tcW w:w="773" w:type="dxa"/>
+          </w:tcPr>
           <w:p>
             <w:pPr>
               <w:tabs>
@@ -5868,11 +6033,14 @@
               </w:tabs>
               <w:jc w:val="both"/>
             </w:pPr>
-          </w:p>
-        </w:tc>
-        <w:tc>
-          <w:tcPr>
-            <w:tcW w:w="898" w:type="dxa"/>
+            <w:r>
+              <w:t>5.5</w:t>
+            </w:r>
+          </w:p>
+        </w:tc>
+        <w:tc>
+          <w:tcPr>
+            <w:tcW w:w="923" w:type="dxa"/>
           </w:tcPr>
           <w:p>
             <w:pPr>
@@ -5881,11 +6049,14 @@
               </w:tabs>
               <w:jc w:val="both"/>
             </w:pPr>
-          </w:p>
-        </w:tc>
-        <w:tc>
-          <w:tcPr>
-            <w:tcW w:w="1050" w:type="dxa"/>
+            <w:r>
+              <w:t>366</w:t>
+            </w:r>
+          </w:p>
+        </w:tc>
+        <w:tc>
+          <w:tcPr>
+            <w:tcW w:w="865" w:type="dxa"/>
           </w:tcPr>
           <w:p>
             <w:pPr>
@@ -5894,11 +6065,14 @@
               </w:tabs>
               <w:jc w:val="both"/>
             </w:pPr>
-          </w:p>
-        </w:tc>
-        <w:tc>
-          <w:tcPr>
-            <w:tcW w:w="900" w:type="dxa"/>
+            <w:r>
+              <w:t>239</w:t>
+            </w:r>
+          </w:p>
+        </w:tc>
+        <w:tc>
+          <w:tcPr>
+            <w:tcW w:w="867" w:type="dxa"/>
           </w:tcPr>
           <w:p>
             <w:pPr>
@@ -5907,11 +6081,14 @@
               </w:tabs>
               <w:jc w:val="both"/>
             </w:pPr>
-          </w:p>
-        </w:tc>
-        <w:tc>
-          <w:tcPr>
-            <w:tcW w:w="925" w:type="dxa"/>
+            <w:r>
+              <w:t>0.83</w:t>
+            </w:r>
+          </w:p>
+        </w:tc>
+        <w:tc>
+          <w:tcPr>
+            <w:tcW w:w="1070" w:type="dxa"/>
           </w:tcPr>
           <w:p>
             <w:pPr>
@@ -5920,11 +6097,14 @@
               </w:tabs>
               <w:jc w:val="both"/>
             </w:pPr>
-          </w:p>
-        </w:tc>
-        <w:tc>
-          <w:tcPr>
-            <w:tcW w:w="962" w:type="dxa"/>
+            <w:r>
+              <w:t>1.1</w:t>
+            </w:r>
+          </w:p>
+        </w:tc>
+        <w:tc>
+          <w:tcPr>
+            <w:tcW w:w="1083" w:type="dxa"/>
           </w:tcPr>
           <w:p>
             <w:pPr>
@@ -5933,11 +6113,14 @@
               </w:tabs>
               <w:jc w:val="both"/>
             </w:pPr>
-          </w:p>
-        </w:tc>
-        <w:tc>
-          <w:tcPr>
-            <w:tcW w:w="1150" w:type="dxa"/>
+            <w:r>
+              <w:t>135</w:t>
+            </w:r>
+          </w:p>
+        </w:tc>
+        <w:tc>
+          <w:tcPr>
+            <w:tcW w:w="1056" w:type="dxa"/>
           </w:tcPr>
           <w:p>
             <w:pPr>
@@ -5946,11 +6129,14 @@
               </w:tabs>
               <w:jc w:val="both"/>
             </w:pPr>
-          </w:p>
-        </w:tc>
-        <w:tc>
-          <w:tcPr>
-            <w:tcW w:w="1043" w:type="dxa"/>
+            <w:r>
+              <w:t>14.1</w:t>
+            </w:r>
+          </w:p>
+        </w:tc>
+        <w:tc>
+          <w:tcPr>
+            <w:tcW w:w="913" w:type="dxa"/>
           </w:tcPr>
           <w:p>
             <w:pPr>
@@ -5959,11 +6145,14 @@
               </w:tabs>
               <w:jc w:val="both"/>
             </w:pPr>
-          </w:p>
-        </w:tc>
-        <w:tc>
-          <w:tcPr>
-            <w:tcW w:w="1056" w:type="dxa"/>
+            <w:r>
+              <w:t>15.51</w:t>
+            </w:r>
+          </w:p>
+        </w:tc>
+        <w:tc>
+          <w:tcPr>
+            <w:tcW w:w="1216" w:type="dxa"/>
           </w:tcPr>
           <w:p>
             <w:pPr>
@@ -5972,159 +6161,9 @@
               </w:tabs>
               <w:jc w:val="both"/>
             </w:pPr>
-          </w:p>
-        </w:tc>
-        <w:tc>
-          <w:tcPr>
-            <w:tcW w:w="1216" w:type="dxa"/>
-          </w:tcPr>
-          <w:p>
-            <w:pPr>
-              <w:tabs>
-                <w:tab w:val="left" w:pos="3600"/>
-              </w:tabs>
-              <w:jc w:val="both"/>
-            </w:pPr>
-          </w:p>
-        </w:tc>
-      </w:tr>
-      <w:tr>
-        <w:tc>
-          <w:tcPr>
-            <w:tcW w:w="984" w:type="dxa"/>
-          </w:tcPr>
-          <w:p>
-            <w:pPr>
-              <w:tabs>
-                <w:tab w:val="left" w:pos="3600"/>
-              </w:tabs>
-              <w:jc w:val="both"/>
-            </w:pPr>
-          </w:p>
-          <w:p>
-            <w:pPr>
-              <w:tabs>
-                <w:tab w:val="left" w:pos="3600"/>
-              </w:tabs>
-              <w:jc w:val="both"/>
-            </w:pPr>
-          </w:p>
-        </w:tc>
-        <w:tc>
-          <w:tcPr>
-            <w:tcW w:w="898" w:type="dxa"/>
-          </w:tcPr>
-          <w:p>
-            <w:pPr>
-              <w:tabs>
-                <w:tab w:val="left" w:pos="3600"/>
-              </w:tabs>
-              <w:jc w:val="both"/>
-            </w:pPr>
-          </w:p>
-        </w:tc>
-        <w:tc>
-          <w:tcPr>
-            <w:tcW w:w="1050" w:type="dxa"/>
-          </w:tcPr>
-          <w:p>
-            <w:pPr>
-              <w:tabs>
-                <w:tab w:val="left" w:pos="3600"/>
-              </w:tabs>
-              <w:jc w:val="both"/>
-            </w:pPr>
-          </w:p>
-        </w:tc>
-        <w:tc>
-          <w:tcPr>
-            <w:tcW w:w="900" w:type="dxa"/>
-          </w:tcPr>
-          <w:p>
-            <w:pPr>
-              <w:tabs>
-                <w:tab w:val="left" w:pos="3600"/>
-              </w:tabs>
-              <w:jc w:val="both"/>
-            </w:pPr>
-          </w:p>
-        </w:tc>
-        <w:tc>
-          <w:tcPr>
-            <w:tcW w:w="925" w:type="dxa"/>
-          </w:tcPr>
-          <w:p>
-            <w:pPr>
-              <w:tabs>
-                <w:tab w:val="left" w:pos="3600"/>
-              </w:tabs>
-              <w:jc w:val="both"/>
-            </w:pPr>
-          </w:p>
-        </w:tc>
-        <w:tc>
-          <w:tcPr>
-            <w:tcW w:w="962" w:type="dxa"/>
-          </w:tcPr>
-          <w:p>
-            <w:pPr>
-              <w:tabs>
-                <w:tab w:val="left" w:pos="3600"/>
-              </w:tabs>
-              <w:jc w:val="both"/>
-            </w:pPr>
-          </w:p>
-        </w:tc>
-        <w:tc>
-          <w:tcPr>
-            <w:tcW w:w="1150" w:type="dxa"/>
-          </w:tcPr>
-          <w:p>
-            <w:pPr>
-              <w:tabs>
-                <w:tab w:val="left" w:pos="3600"/>
-              </w:tabs>
-              <w:jc w:val="both"/>
-            </w:pPr>
-          </w:p>
-        </w:tc>
-        <w:tc>
-          <w:tcPr>
-            <w:tcW w:w="1043" w:type="dxa"/>
-          </w:tcPr>
-          <w:p>
-            <w:pPr>
-              <w:tabs>
-                <w:tab w:val="left" w:pos="3600"/>
-              </w:tabs>
-              <w:jc w:val="both"/>
-            </w:pPr>
-          </w:p>
-        </w:tc>
-        <w:tc>
-          <w:tcPr>
-            <w:tcW w:w="1056" w:type="dxa"/>
-          </w:tcPr>
-          <w:p>
-            <w:pPr>
-              <w:tabs>
-                <w:tab w:val="left" w:pos="3600"/>
-              </w:tabs>
-              <w:jc w:val="both"/>
-            </w:pPr>
-          </w:p>
-        </w:tc>
-        <w:tc>
-          <w:tcPr>
-            <w:tcW w:w="1216" w:type="dxa"/>
-          </w:tcPr>
-          <w:p>
-            <w:pPr>
-              <w:tabs>
-                <w:tab w:val="left" w:pos="3600"/>
-              </w:tabs>
-              <w:jc w:val="both"/>
-            </w:pPr>
+            <w:r>
+              <w:t>4.3</w:t>
+            </w:r>
           </w:p>
         </w:tc>
       </w:tr>
@@ -6196,7 +6235,299 @@
         <w:tabs>
           <w:tab w:val="left" w:pos="3600"/>
         </w:tabs>
-      </w:pPr>
+        <w:rPr>
+          <w:b/>
+          <w:bCs/>
+        </w:rPr>
+      </w:pPr>
+      <w:r>
+        <w:rPr>
+          <w:b/>
+          <w:bCs/>
+        </w:rPr>
+        <w:t xml:space="preserve">For this section, the point investigated was the third data set, meaning when the measured motor speed reached 1278 rpm. The </w:t>
+      </w:r>
+      <w:r>
+        <w:rPr>
+          <w:b/>
+          <w:bCs/>
+        </w:rPr>
+        <w:t>values estimated from the graphs in the appendix are the following:</w:t>
+      </w:r>
+    </w:p>
+    <w:p>
+      <w:pPr>
+        <w:tabs>
+          <w:tab w:val="left" w:pos="3600"/>
+        </w:tabs>
+        <w:rPr>
+          <w:b/>
+          <w:bCs/>
+        </w:rPr>
+      </w:pPr>
+    </w:p>
+    <w:p>
+      <w:pPr>
+        <w:pStyle w:val="ListParagraph"/>
+        <w:numPr>
+          <w:ilvl w:val="0"/>
+          <w:numId w:val="8"/>
+        </w:numPr>
+        <w:tabs>
+          <w:tab w:val="left" w:pos="3600"/>
+        </w:tabs>
+        <w:rPr>
+          <w:b/>
+          <w:bCs/>
+        </w:rPr>
+      </w:pPr>
+      <w:r>
+        <w:rPr>
+          <w:b/>
+          <w:bCs/>
+        </w:rPr>
+        <w:t>Output power = 140 W</w:t>
+      </w:r>
+    </w:p>
+    <w:p>
+      <w:pPr>
+        <w:pStyle w:val="ListParagraph"/>
+        <w:numPr>
+          <w:ilvl w:val="0"/>
+          <w:numId w:val="8"/>
+        </w:numPr>
+        <w:tabs>
+          <w:tab w:val="left" w:pos="3600"/>
+        </w:tabs>
+        <w:rPr>
+          <w:b/>
+          <w:bCs/>
+        </w:rPr>
+      </w:pPr>
+      <w:r>
+        <w:rPr>
+          <w:b/>
+          <w:bCs/>
+        </w:rPr>
+        <w:t>Torque = 1.05 Nm</w:t>
+      </w:r>
+    </w:p>
+    <w:p>
+      <w:pPr>
+        <w:pStyle w:val="ListParagraph"/>
+        <w:numPr>
+          <w:ilvl w:val="0"/>
+          <w:numId w:val="8"/>
+        </w:numPr>
+        <w:tabs>
+          <w:tab w:val="left" w:pos="3600"/>
+        </w:tabs>
+        <w:rPr>
+          <w:b/>
+          <w:bCs/>
+        </w:rPr>
+      </w:pPr>
+      <w:r>
+        <w:rPr>
+          <w:b/>
+          <w:bCs/>
+        </w:rPr>
+        <w:t>Input power = 300 W</w:t>
+      </w:r>
+    </w:p>
+    <w:p>
+      <w:pPr>
+        <w:pStyle w:val="ListParagraph"/>
+        <w:numPr>
+          <w:ilvl w:val="0"/>
+          <w:numId w:val="8"/>
+        </w:numPr>
+        <w:tabs>
+          <w:tab w:val="left" w:pos="3600"/>
+        </w:tabs>
+        <w:rPr>
+          <w:b/>
+          <w:bCs/>
+        </w:rPr>
+      </w:pPr>
+      <w:r>
+        <w:rPr>
+          <w:b/>
+          <w:bCs/>
+        </w:rPr>
+        <w:t>Current = 3.0 A</w:t>
+      </w:r>
+    </w:p>
+    <w:p>
+      <w:pPr>
+        <w:pStyle w:val="ListParagraph"/>
+        <w:numPr>
+          <w:ilvl w:val="0"/>
+          <w:numId w:val="8"/>
+        </w:numPr>
+        <w:tabs>
+          <w:tab w:val="left" w:pos="3600"/>
+        </w:tabs>
+        <w:rPr>
+          <w:b/>
+          <w:bCs/>
+        </w:rPr>
+      </w:pPr>
+      <w:r>
+        <w:rPr>
+          <w:b/>
+          <w:bCs/>
+        </w:rPr>
+        <w:t>Efficiency = 55 %</w:t>
+      </w:r>
+    </w:p>
+    <w:p>
+      <w:pPr>
+        <w:tabs>
+          <w:tab w:val="left" w:pos="3600"/>
+        </w:tabs>
+        <w:rPr>
+          <w:b/>
+          <w:bCs/>
+        </w:rPr>
+      </w:pPr>
+    </w:p>
+    <w:p>
+      <w:pPr>
+        <w:rPr>
+          <w:b/>
+          <w:bCs/>
+        </w:rPr>
+      </w:pPr>
+      <w:r>
+        <w:rPr>
+          <w:b/>
+          <w:bCs/>
+        </w:rPr>
+        <w:t>(Annotated graphs on the following page and the conclusion on the one after)</w:t>
+      </w:r>
+    </w:p>
+    <w:p>
+      <w:pPr>
+        <w:tabs>
+          <w:tab w:val="left" w:pos="3600"/>
+        </w:tabs>
+        <w:rPr>
+          <w:b/>
+          <w:bCs/>
+        </w:rPr>
+      </w:pPr>
+      <w:r>
+        <w:rPr>
+          <w:b/>
+          <w:bCs/>
+          <w:noProof/>
+        </w:rPr>
+        <w:lastRenderedPageBreak/>
+        <w:drawing>
+          <wp:inline distT="0" distB="0" distL="0" distR="0" wp14:anchorId="4FA80105" wp14:editId="79E84B07">
+            <wp:extent cx="6039485" cy="9252585"/>
+            <wp:effectExtent l="0" t="0" r="5715" b="5715"/>
+            <wp:docPr id="1066529895" name="Picture 2" descr="A group of graphs on paper&#10;&#10;AI-generated content may be incorrect."/>
+            <wp:cNvGraphicFramePr>
+              <a:graphicFrameLocks xmlns:a="http://schemas.openxmlformats.org/drawingml/2006/main" noChangeAspect="1"/>
+            </wp:cNvGraphicFramePr>
+            <a:graphic xmlns:a="http://schemas.openxmlformats.org/drawingml/2006/main">
+              <a:graphicData uri="http://schemas.openxmlformats.org/drawingml/2006/picture">
+                <pic:pic xmlns:pic="http://schemas.openxmlformats.org/drawingml/2006/picture">
+                  <pic:nvPicPr>
+                    <pic:cNvPr id="1066529895" name="Picture 2" descr="A group of graphs on paper&#10;&#10;AI-generated content may be incorrect."/>
+                    <pic:cNvPicPr/>
+                  </pic:nvPicPr>
+                  <pic:blipFill>
+                    <a:blip r:embed="rId24">
+                      <a:extLst>
+                        <a:ext uri="{28A0092B-C50C-407E-A947-70E740481C1C}">
+                          <a14:useLocalDpi xmlns:a14="http://schemas.microsoft.com/office/drawing/2010/main" val="0"/>
+                        </a:ext>
+                      </a:extLst>
+                    </a:blip>
+                    <a:stretch>
+                      <a:fillRect/>
+                    </a:stretch>
+                  </pic:blipFill>
+                  <pic:spPr>
+                    <a:xfrm>
+                      <a:off x="0" y="0"/>
+                      <a:ext cx="6039485" cy="9252585"/>
+                    </a:xfrm>
+                    <a:prstGeom prst="rect">
+                      <a:avLst/>
+                    </a:prstGeom>
+                  </pic:spPr>
+                </pic:pic>
+              </a:graphicData>
+            </a:graphic>
+          </wp:inline>
+        </w:drawing>
+      </w:r>
+    </w:p>
+    <w:p>
+      <w:pPr>
+        <w:tabs>
+          <w:tab w:val="left" w:pos="3600"/>
+        </w:tabs>
+        <w:jc w:val="both"/>
+        <w:rPr>
+          <w:b/>
+          <w:bCs/>
+        </w:rPr>
+      </w:pPr>
+      <w:r>
+        <w:rPr>
+          <w:b/>
+          <w:bCs/>
+        </w:rPr>
+        <w:lastRenderedPageBreak/>
+        <w:t>In conclusion</w:t>
+      </w:r>
+      <w:r>
+        <w:rPr>
+          <w:b/>
+          <w:bCs/>
+        </w:rPr>
+        <w:t xml:space="preserve">, the data estimated from the plots </w:t>
+      </w:r>
+      <w:r>
+        <w:rPr>
+          <w:b/>
+          <w:bCs/>
+        </w:rPr>
+        <w:t xml:space="preserve">aligns </w:t>
+      </w:r>
+      <w:r>
+        <w:rPr>
+          <w:b/>
+          <w:bCs/>
+        </w:rPr>
+        <w:t xml:space="preserve">with the experimental </w:t>
+      </w:r>
+      <w:r>
+        <w:rPr>
+          <w:b/>
+          <w:bCs/>
+        </w:rPr>
+        <w:t>values</w:t>
+      </w:r>
+      <w:r>
+        <w:rPr>
+          <w:b/>
+          <w:bCs/>
+        </w:rPr>
+        <w:t xml:space="preserve">, with expected deviations due to experimental and plotted errors. Firstly, the output power and torque estimated from the plots agree with the experimental data very well, being 140 W estimated vs. 133.8 W experimental and 1.05 estimated and 1.0 experimental, respectively. Furthermore, the current also lines up well with the experimental data, where the prediction was 3.0 A and the experimental data showed a current of 3.35 A. Moreover, a slight deviation was observed in the efficiency and readings, where the efficiency disagreed by about 10%, 55% estimated efficiency and 65.3% experimental. Lastly, the biggest deviation occurred in the input power data, where the prediction and experimental data disagreed by 100 W, 300W predicted vs 205 W experimental. This discrepancy is expected however, as the plots used for the estimation features the lowest resolution </w:t>
+      </w:r>
+      <w:r>
+        <w:rPr>
+          <w:b/>
+          <w:bCs/>
+        </w:rPr>
+        <w:t>and largest grid spacings of all the data points, meaning the estimated speed to input power relation has the lowest accuracy. Furthermore, the measurement instruments and circuit components themselves have an accuracy, which may introduce inconsistencies to the experimental data. Overall, the experimental data and predictions did line up well, with slight acceptable discrepancies caused by measurement and plotted inaccuracies.</w:t>
+      </w:r>
     </w:p>
     <w:p>
       <w:pPr>
@@ -6300,10 +6631,10 @@
           <w:position w:val="-28"/>
         </w:rPr>
         <w:object w:dxaOrig="1640" w:dyaOrig="740" w14:anchorId="3E0FE64E">
-          <v:shape id="_x0000_i1027" type="#_x0000_t75" alt="" style="width:116.2pt;height:52.35pt;mso-width-percent:0;mso-height-percent:0;mso-width-percent:0;mso-height-percent:0" o:ole="">
-            <v:imagedata r:id="rId23" o:title=""/>
+          <v:shape id="_x0000_i1027" type="#_x0000_t75" alt="" style="width:116.35pt;height:52.35pt;mso-width-percent:0;mso-height-percent:0;mso-width-percent:0;mso-height-percent:0" o:ole="">
+            <v:imagedata r:id="rId25" o:title=""/>
           </v:shape>
-          <o:OLEObject Type="Embed" ProgID="Equation.DSMT4" ShapeID="_x0000_i1027" DrawAspect="Content" ObjectID="_1833970093" r:id="rId24"/>
+          <o:OLEObject Type="Embed" ProgID="Equation.DSMT4" ShapeID="_x0000_i1027" DrawAspect="Content" ObjectID="_1835098902" r:id="rId26"/>
         </w:object>
       </w:r>
     </w:p>
@@ -6559,10 +6890,10 @@
           <w:position w:val="-28"/>
         </w:rPr>
         <w:object w:dxaOrig="1480" w:dyaOrig="680" w14:anchorId="26C67EE9">
-          <v:shape id="_x0000_i1026" type="#_x0000_t75" alt="" style="width:105.15pt;height:49.1pt;mso-width-percent:0;mso-height-percent:0;mso-width-percent:0;mso-height-percent:0" o:ole="">
-            <v:imagedata r:id="rId25" o:title=""/>
+          <v:shape id="_x0000_i1026" type="#_x0000_t75" alt="" style="width:105.45pt;height:49.45pt;mso-width-percent:0;mso-height-percent:0;mso-width-percent:0;mso-height-percent:0" o:ole="">
+            <v:imagedata r:id="rId27" o:title=""/>
           </v:shape>
-          <o:OLEObject Type="Embed" ProgID="Equation.DSMT4" ShapeID="_x0000_i1026" DrawAspect="Content" ObjectID="_1833970094" r:id="rId26"/>
+          <o:OLEObject Type="Embed" ProgID="Equation.DSMT4" ShapeID="_x0000_i1026" DrawAspect="Content" ObjectID="_1835098903" r:id="rId28"/>
         </w:object>
       </w:r>
     </w:p>
@@ -6593,10 +6924,10 @@
           <w:position w:val="-4"/>
         </w:rPr>
         <w:object w:dxaOrig="180" w:dyaOrig="279" w14:anchorId="11737F98">
-          <v:shape id="_x0000_i1025" type="#_x0000_t75" alt="" style="width:9.4pt;height:14.3pt;mso-width-percent:0;mso-height-percent:0;mso-width-percent:0;mso-height-percent:0" o:ole="">
-            <v:imagedata r:id="rId27" o:title=""/>
+          <v:shape id="_x0000_i1025" type="#_x0000_t75" alt="" style="width:9.45pt;height:14.55pt;mso-width-percent:0;mso-height-percent:0;mso-width-percent:0;mso-height-percent:0" o:ole="">
+            <v:imagedata r:id="rId29" o:title=""/>
           </v:shape>
-          <o:OLEObject Type="Embed" ProgID="Equation.DSMT4" ShapeID="_x0000_i1025" DrawAspect="Content" ObjectID="_1833970095" r:id="rId28"/>
+          <o:OLEObject Type="Embed" ProgID="Equation.DSMT4" ShapeID="_x0000_i1025" DrawAspect="Content" ObjectID="_1835098904" r:id="rId30"/>
         </w:object>
       </w:r>
       <w:r>
@@ -6823,7 +7154,7 @@
                     </pic:cNvPicPr>
                   </pic:nvPicPr>
                   <pic:blipFill>
-                    <a:blip r:embed="rId29" cstate="print">
+                    <a:blip r:embed="rId31" cstate="print">
                       <a:extLst>
                         <a:ext uri="{28A0092B-C50C-407E-A947-70E740481C1C}">
                           <a14:useLocalDpi xmlns:a14="http://schemas.microsoft.com/office/drawing/2010/main" val="0"/>
@@ -6928,8 +7259,8 @@
       </w:r>
     </w:p>
     <w:sectPr>
-      <w:footerReference w:type="even" r:id="rId30"/>
-      <w:footerReference w:type="default" r:id="rId31"/>
+      <w:footerReference w:type="even" r:id="rId32"/>
+      <w:footerReference w:type="default" r:id="rId33"/>
       <w:pgSz w:w="11907" w:h="16839" w:code="9"/>
       <w:pgMar w:top="1134" w:right="1138" w:bottom="1134" w:left="1134" w:header="720" w:footer="720" w:gutter="0"/>
       <w:cols w:space="720"/>
@@ -7300,6 +7631,119 @@
     </w:lvl>
   </w:abstractNum>
   <w:abstractNum w:abstractNumId="2" w15:restartNumberingAfterBreak="0">
+    <w:nsid w:val="19BD127A"/>
+    <w:multiLevelType w:val="hybridMultilevel"/>
+    <w:tmpl w:val="018E2738"/>
+    <w:lvl w:ilvl="0" w:tplc="08090001">
+      <w:start w:val="1"/>
+      <w:numFmt w:val="bullet"/>
+      <w:lvlText w:val=""/>
+      <w:lvlJc w:val="left"/>
+      <w:pPr>
+        <w:ind w:left="720" w:hanging="360"/>
+      </w:pPr>
+      <w:rPr>
+        <w:rFonts w:ascii="Symbol" w:hAnsi="Symbol" w:hint="default"/>
+      </w:rPr>
+    </w:lvl>
+    <w:lvl w:ilvl="1" w:tplc="08090003" w:tentative="1">
+      <w:start w:val="1"/>
+      <w:numFmt w:val="bullet"/>
+      <w:lvlText w:val="o"/>
+      <w:lvlJc w:val="left"/>
+      <w:pPr>
+        <w:ind w:left="1440" w:hanging="360"/>
+      </w:pPr>
+      <w:rPr>
+        <w:rFonts w:ascii="Courier New" w:hAnsi="Courier New" w:cs="Courier New" w:hint="default"/>
+      </w:rPr>
+    </w:lvl>
+    <w:lvl w:ilvl="2" w:tplc="08090005" w:tentative="1">
+      <w:start w:val="1"/>
+      <w:numFmt w:val="bullet"/>
+      <w:lvlText w:val=""/>
+      <w:lvlJc w:val="left"/>
+      <w:pPr>
+        <w:ind w:left="2160" w:hanging="360"/>
+      </w:pPr>
+      <w:rPr>
+        <w:rFonts w:ascii="Wingdings" w:hAnsi="Wingdings" w:hint="default"/>
+      </w:rPr>
+    </w:lvl>
+    <w:lvl w:ilvl="3" w:tplc="08090001" w:tentative="1">
+      <w:start w:val="1"/>
+      <w:numFmt w:val="bullet"/>
+      <w:lvlText w:val=""/>
+      <w:lvlJc w:val="left"/>
+      <w:pPr>
+        <w:ind w:left="2880" w:hanging="360"/>
+      </w:pPr>
+      <w:rPr>
+        <w:rFonts w:ascii="Symbol" w:hAnsi="Symbol" w:hint="default"/>
+      </w:rPr>
+    </w:lvl>
+    <w:lvl w:ilvl="4" w:tplc="08090003" w:tentative="1">
+      <w:start w:val="1"/>
+      <w:numFmt w:val="bullet"/>
+      <w:lvlText w:val="o"/>
+      <w:lvlJc w:val="left"/>
+      <w:pPr>
+        <w:ind w:left="3600" w:hanging="360"/>
+      </w:pPr>
+      <w:rPr>
+        <w:rFonts w:ascii="Courier New" w:hAnsi="Courier New" w:cs="Courier New" w:hint="default"/>
+      </w:rPr>
+    </w:lvl>
+    <w:lvl w:ilvl="5" w:tplc="08090005" w:tentative="1">
+      <w:start w:val="1"/>
+      <w:numFmt w:val="bullet"/>
+      <w:lvlText w:val=""/>
+      <w:lvlJc w:val="left"/>
+      <w:pPr>
+        <w:ind w:left="4320" w:hanging="360"/>
+      </w:pPr>
+      <w:rPr>
+        <w:rFonts w:ascii="Wingdings" w:hAnsi="Wingdings" w:hint="default"/>
+      </w:rPr>
+    </w:lvl>
+    <w:lvl w:ilvl="6" w:tplc="08090001" w:tentative="1">
+      <w:start w:val="1"/>
+      <w:numFmt w:val="bullet"/>
+      <w:lvlText w:val=""/>
+      <w:lvlJc w:val="left"/>
+      <w:pPr>
+        <w:ind w:left="5040" w:hanging="360"/>
+      </w:pPr>
+      <w:rPr>
+        <w:rFonts w:ascii="Symbol" w:hAnsi="Symbol" w:hint="default"/>
+      </w:rPr>
+    </w:lvl>
+    <w:lvl w:ilvl="7" w:tplc="08090003" w:tentative="1">
+      <w:start w:val="1"/>
+      <w:numFmt w:val="bullet"/>
+      <w:lvlText w:val="o"/>
+      <w:lvlJc w:val="left"/>
+      <w:pPr>
+        <w:ind w:left="5760" w:hanging="360"/>
+      </w:pPr>
+      <w:rPr>
+        <w:rFonts w:ascii="Courier New" w:hAnsi="Courier New" w:cs="Courier New" w:hint="default"/>
+      </w:rPr>
+    </w:lvl>
+    <w:lvl w:ilvl="8" w:tplc="08090005" w:tentative="1">
+      <w:start w:val="1"/>
+      <w:numFmt w:val="bullet"/>
+      <w:lvlText w:val=""/>
+      <w:lvlJc w:val="left"/>
+      <w:pPr>
+        <w:ind w:left="6480" w:hanging="360"/>
+      </w:pPr>
+      <w:rPr>
+        <w:rFonts w:ascii="Wingdings" w:hAnsi="Wingdings" w:hint="default"/>
+      </w:rPr>
+    </w:lvl>
+  </w:abstractNum>
+  <w:abstractNum w:abstractNumId="3" w15:restartNumberingAfterBreak="0">
     <w:nsid w:val="2BAF1576"/>
     <w:multiLevelType w:val="multilevel"/>
     <w:tmpl w:val="DDBC18EA"/>
@@ -7415,7 +7859,7 @@
       </w:pPr>
     </w:lvl>
   </w:abstractNum>
-  <w:abstractNum w:abstractNumId="3" w15:restartNumberingAfterBreak="0">
+  <w:abstractNum w:abstractNumId="4" w15:restartNumberingAfterBreak="0">
     <w:nsid w:val="3CE27968"/>
     <w:multiLevelType w:val="multilevel"/>
     <w:tmpl w:val="C8A61548"/>
@@ -7528,7 +7972,7 @@
       </w:pPr>
     </w:lvl>
   </w:abstractNum>
-  <w:abstractNum w:abstractNumId="4" w15:restartNumberingAfterBreak="0">
+  <w:abstractNum w:abstractNumId="5" w15:restartNumberingAfterBreak="0">
     <w:nsid w:val="63C013E3"/>
     <w:multiLevelType w:val="hybridMultilevel"/>
     <w:tmpl w:val="59FCAE4A"/>
@@ -7668,7 +8112,7 @@
       </w:rPr>
     </w:lvl>
   </w:abstractNum>
-  <w:abstractNum w:abstractNumId="5" w15:restartNumberingAfterBreak="0">
+  <w:abstractNum w:abstractNumId="6" w15:restartNumberingAfterBreak="0">
     <w:nsid w:val="7C3A0C49"/>
     <w:multiLevelType w:val="hybridMultilevel"/>
     <w:tmpl w:val="091CEFD4"/>
@@ -7808,7 +8252,7 @@
       </w:rPr>
     </w:lvl>
   </w:abstractNum>
-  <w:abstractNum w:abstractNumId="6" w15:restartNumberingAfterBreak="0">
+  <w:abstractNum w:abstractNumId="7" w15:restartNumberingAfterBreak="0">
     <w:nsid w:val="7C4110DF"/>
     <w:multiLevelType w:val="hybridMultilevel"/>
     <w:tmpl w:val="C8A61548"/>
@@ -7922,25 +8366,28 @@
     </w:lvl>
   </w:abstractNum>
   <w:num w:numId="1" w16cid:durableId="470942636">
-    <w:abstractNumId w:val="4"/>
+    <w:abstractNumId w:val="5"/>
   </w:num>
   <w:num w:numId="2" w16cid:durableId="357053032">
-    <w:abstractNumId w:val="5"/>
+    <w:abstractNumId w:val="6"/>
   </w:num>
   <w:num w:numId="3" w16cid:durableId="306011468">
     <w:abstractNumId w:val="1"/>
   </w:num>
   <w:num w:numId="4" w16cid:durableId="1456220789">
-    <w:abstractNumId w:val="2"/>
+    <w:abstractNumId w:val="3"/>
   </w:num>
   <w:num w:numId="5" w16cid:durableId="1878665247">
     <w:abstractNumId w:val="0"/>
   </w:num>
   <w:num w:numId="6" w16cid:durableId="1894461503">
-    <w:abstractNumId w:val="6"/>
+    <w:abstractNumId w:val="7"/>
   </w:num>
   <w:num w:numId="7" w16cid:durableId="401634905">
-    <w:abstractNumId w:val="3"/>
+    <w:abstractNumId w:val="4"/>
+  </w:num>
+  <w:num w:numId="8" w16cid:durableId="1726299190">
+    <w:abstractNumId w:val="2"/>
   </w:num>
 </w:numbering>
 </file>
@@ -7972,6 +8419,7 @@
     <w:lsdException w:name="Subtitle" w:qFormat="1"/>
     <w:lsdException w:name="Strong" w:qFormat="1"/>
     <w:lsdException w:name="Emphasis" w:qFormat="1"/>
+    <w:lsdException w:name="Normal (Web)" w:uiPriority="99"/>
     <w:lsdException w:name="Normal Table" w:semiHidden="1" w:unhideWhenUsed="1"/>
     <w:lsdException w:name="Table Simple 1" w:semiHidden="1" w:unhideWhenUsed="1"/>
     <w:lsdException w:name="Table Simple 2" w:semiHidden="1" w:unhideWhenUsed="1"/>
@@ -8338,6 +8786,31 @@
       <w:lang w:val="en-US" w:eastAsia="zh-CN"/>
     </w:rPr>
   </w:style>
+  <w:style w:type="paragraph" w:styleId="ListParagraph">
+    <w:name w:val="List Paragraph"/>
+    <w:basedOn w:val="Normal"/>
+    <w:uiPriority w:val="34"/>
+    <w:qFormat/>
+    <w:rsid w:val="004F24FA"/>
+    <w:pPr>
+      <w:ind w:left="720"/>
+      <w:contextualSpacing/>
+    </w:pPr>
+  </w:style>
+  <w:style w:type="paragraph" w:styleId="NormalWeb">
+    <w:name w:val="Normal (Web)"/>
+    <w:basedOn w:val="Normal"/>
+    <w:uiPriority w:val="99"/>
+    <w:unhideWhenUsed/>
+    <w:rsid w:val="00220702"/>
+    <w:pPr>
+      <w:spacing w:before="100" w:beforeAutospacing="1" w:after="100" w:afterAutospacing="1"/>
+    </w:pPr>
+    <w:rPr>
+      <w:rFonts w:eastAsia="Times New Roman"/>
+      <w:lang w:val="en-CZ" w:eastAsia="en-GB"/>
+    </w:rPr>
+  </w:style>
 </w:styles>
 </file>
 

--- a/Uni_Courses/Third_Year/Power Electronics 3/Borkovec 2941124B - Lab 3 Induction Motor.docx
+++ b/Uni_Courses/Third_Year/Power Electronics 3/Borkovec 2941124B - Lab 3 Induction Motor.docx
@@ -310,13 +310,8 @@
       <w:r>
         <w:t xml:space="preserve">The </w:t>
       </w:r>
-      <w:proofErr w:type="gramStart"/>
-      <w:r>
-        <w:t>4 pole</w:t>
-      </w:r>
-      <w:proofErr w:type="gramEnd"/>
-      <w:r>
-        <w:t xml:space="preserve"> </w:t>
+      <w:r>
+        <w:t xml:space="preserve">4 pole </w:t>
       </w:r>
       <w:r>
         <w:t xml:space="preserve">machine you are using is </w:t>
@@ -501,15 +496,7 @@
       </w:r>
       <w:r>
         <w:lastRenderedPageBreak/>
-        <w:t xml:space="preserve">At some point after the lab </w:t>
-      </w:r>
-      <w:proofErr w:type="gramStart"/>
-      <w:r>
-        <w:t>session</w:t>
-      </w:r>
-      <w:proofErr w:type="gramEnd"/>
-      <w:r>
-        <w:t xml:space="preserve"> you need to write up the results (neatly!) and complete the associated analysis/theory sections before handing in your lab books before the end of the semester. </w:t>
+        <w:t xml:space="preserve">At some point after the lab session you need to write up the results (neatly!) and complete the associated analysis/theory sections before handing in your lab books before the end of the semester. </w:t>
       </w:r>
     </w:p>
     <w:p>
@@ -624,36 +611,20 @@
           <w:i/>
           <w:iCs/>
         </w:rPr>
-        <w:t xml:space="preserve"> if in doubt. Take care when using the machinery – it is low power and low </w:t>
-      </w:r>
-      <w:proofErr w:type="gramStart"/>
+        <w:t xml:space="preserve"> if in doubt. Take care when using the machinery – it is low power and low voltage but a nasty accident can still occur if you get things caught in it. Long hair should be tied back, ties should be removed or tucked away and </w:t>
+      </w:r>
       <w:r>
         <w:rPr>
           <w:i/>
           <w:iCs/>
         </w:rPr>
-        <w:t>voltage</w:t>
-      </w:r>
-      <w:proofErr w:type="gramEnd"/>
+        <w:t>objects such</w:t>
+      </w:r>
       <w:r>
         <w:rPr>
           <w:i/>
           <w:iCs/>
         </w:rPr>
-        <w:t xml:space="preserve"> but a nasty accident can still occur if you get things caught in it. Long hair should be tied back, ties should be removed or tucked away and </w:t>
-      </w:r>
-      <w:r>
-        <w:rPr>
-          <w:i/>
-          <w:iCs/>
-        </w:rPr>
-        <w:t>objects such</w:t>
-      </w:r>
-      <w:r>
-        <w:rPr>
-          <w:i/>
-          <w:iCs/>
-        </w:rPr>
         <w:t xml:space="preserve"> as fingers or pens should not be put into the rotating machinery.</w:t>
       </w:r>
     </w:p>
@@ -685,15 +656,7 @@
         <w:t>e</w:t>
       </w:r>
       <w:r>
-        <w:t xml:space="preserve">. The motor is on the </w:t>
-      </w:r>
-      <w:proofErr w:type="gramStart"/>
-      <w:r>
-        <w:t>left hand</w:t>
-      </w:r>
-      <w:proofErr w:type="gramEnd"/>
-      <w:r>
-        <w:t xml:space="preserve"> side and the eddy current </w:t>
+        <w:t xml:space="preserve">. The motor is on the left hand side and the eddy current </w:t>
       </w:r>
       <w:r>
         <w:t xml:space="preserve">brake </w:t>
@@ -723,21 +686,10 @@
         <w:rPr>
           <w:lang w:val="en-GB"/>
         </w:rPr>
-        <w:t xml:space="preserve"> </w:t>
-      </w:r>
-      <w:proofErr w:type="gramStart"/>
-      <w:r>
-        <w:rPr>
-          <w:lang w:val="en-GB"/>
-        </w:rPr>
-        <w:t>labelled</w:t>
-      </w:r>
-      <w:r>
-        <w:t xml:space="preserve">  U</w:t>
-      </w:r>
-      <w:proofErr w:type="gramEnd"/>
-      <w:r>
-        <w:t>1, U2, V1, V2, W1 and W2 which represent the three different phases. These can be connected in two different ways – in either star or delta. In the space below sketch the connections that</w:t>
+        <w:t xml:space="preserve"> labelled</w:t>
+      </w:r>
+      <w:r>
+        <w:t xml:space="preserve">  U1, U2, V1, V2, W1 and W2 which represent the three different phases. These can be connected in two different ways – in either star or delta. In the space below sketch the connections that</w:t>
       </w:r>
       <w:r>
         <w:t xml:space="preserve"> you think represent a star and a delta connection. Get this checked by a demonstrator. Take U2, V2 and W2 as the star point connections.</w:t>
@@ -746,18 +698,16 @@
     <w:p/>
     <w:p/>
     <w:p/>
-    <w:p/>
-    <w:p/>
     <w:p>
       <w:r>
         <w:rPr>
           <w:noProof/>
         </w:rPr>
         <w:drawing>
-          <wp:inline distT="0" distB="0" distL="0" distR="0" wp14:anchorId="6261CB69" wp14:editId="0230F00E">
-            <wp:extent cx="6118225" cy="2139950"/>
-            <wp:effectExtent l="0" t="0" r="3175" b="6350"/>
-            <wp:docPr id="1153668255" name="Picture 1" descr="A close-up of a white background&#10;&#10;AI-generated content may be incorrect."/>
+          <wp:inline distT="0" distB="0" distL="0" distR="0" wp14:anchorId="63303970" wp14:editId="0E1D57E0">
+            <wp:extent cx="6109970" cy="1704340"/>
+            <wp:effectExtent l="0" t="0" r="5080" b="0"/>
+            <wp:docPr id="1238181780" name="Picture 1"/>
             <wp:cNvGraphicFramePr>
               <a:graphicFrameLocks xmlns:a="http://schemas.openxmlformats.org/drawingml/2006/main" noChangeAspect="1"/>
             </wp:cNvGraphicFramePr>
@@ -765,8 +715,10 @@
               <a:graphicData uri="http://schemas.openxmlformats.org/drawingml/2006/picture">
                 <pic:pic xmlns:pic="http://schemas.openxmlformats.org/drawingml/2006/picture">
                   <pic:nvPicPr>
-                    <pic:cNvPr id="1153668255" name="Picture 1" descr="A close-up of a white background&#10;&#10;AI-generated content may be incorrect."/>
-                    <pic:cNvPicPr/>
+                    <pic:cNvPr id="0" name="Picture 10"/>
+                    <pic:cNvPicPr>
+                      <a:picLocks noChangeAspect="1" noChangeArrowheads="1"/>
+                    </pic:cNvPicPr>
                   </pic:nvPicPr>
                   <pic:blipFill>
                     <a:blip r:embed="rId7" cstate="print">
@@ -776,18 +728,23 @@
                         </a:ext>
                       </a:extLst>
                     </a:blip>
+                    <a:srcRect/>
                     <a:stretch>
                       <a:fillRect/>
                     </a:stretch>
                   </pic:blipFill>
-                  <pic:spPr>
+                  <pic:spPr bwMode="auto">
                     <a:xfrm>
                       <a:off x="0" y="0"/>
-                      <a:ext cx="6118225" cy="2139950"/>
+                      <a:ext cx="6109970" cy="1704340"/>
                     </a:xfrm>
                     <a:prstGeom prst="rect">
                       <a:avLst/>
                     </a:prstGeom>
+                    <a:noFill/>
+                    <a:ln>
+                      <a:noFill/>
+                    </a:ln>
                   </pic:spPr>
                 </pic:pic>
               </a:graphicData>
@@ -906,15 +863,7 @@
         <w:t xml:space="preserve">the </w:t>
       </w:r>
       <w:r>
-        <w:t xml:space="preserve">machine </w:t>
-      </w:r>
-      <w:proofErr w:type="gramStart"/>
-      <w:r>
-        <w:t>actually is</w:t>
-      </w:r>
-      <w:proofErr w:type="gramEnd"/>
-      <w:r>
-        <w:t>!</w:t>
+        <w:t>machine actually is!</w:t>
       </w:r>
     </w:p>
     <w:p>
@@ -1369,13 +1318,8 @@
       <w:pPr>
         <w:jc w:val="both"/>
       </w:pPr>
-      <w:proofErr w:type="gramStart"/>
-      <w:r>
-        <w:t>In reality the</w:t>
-      </w:r>
-      <w:proofErr w:type="gramEnd"/>
-      <w:r>
-        <w:t xml:space="preserve"> rated torque will be a bit higher than this because the motor will run at a speed a little below the synchronous speed.</w:t>
+      <w:r>
+        <w:t>In reality the rated torque will be a bit higher than this because the motor will run at a speed a little below the synchronous speed.</w:t>
       </w:r>
       <w:r>
         <w:t xml:space="preserve"> </w:t>
@@ -1440,26 +1384,10 @@
         <w:t xml:space="preserve">the </w:t>
       </w:r>
       <w:r>
-        <w:t xml:space="preserve">opposite direction it is a simple matter to change two phases round (which reverses the phase sequence). In </w:t>
-      </w:r>
-      <w:proofErr w:type="gramStart"/>
-      <w:r>
-        <w:t>addition</w:t>
-      </w:r>
-      <w:proofErr w:type="gramEnd"/>
-      <w:r>
-        <w:t xml:space="preserve"> we wish to run the motor as lightly loaded a</w:t>
-      </w:r>
-      <w:r>
-        <w:t xml:space="preserve">s </w:t>
-      </w:r>
-      <w:proofErr w:type="gramStart"/>
-      <w:r>
-        <w:t>possible</w:t>
-      </w:r>
-      <w:proofErr w:type="gramEnd"/>
-      <w:r>
-        <w:t xml:space="preserve"> so we want to mechanically</w:t>
+        <w:t>opposite direction it is a simple matter to change two phases round (which reverses the phase sequence). In addition we wish to run the motor as lightly loaded a</w:t>
+      </w:r>
+      <w:r>
+        <w:t>s possible so we want to mechanically</w:t>
       </w:r>
       <w:r>
         <w:t xml:space="preserve"> disconnect the eddy-current brake.</w:t>
@@ -1556,7 +1484,7 @@
     </w:p>
     <w:tbl>
       <w:tblPr>
-        <w:tblW w:w="7992" w:type="dxa"/>
+        <w:tblW w:w="8257" w:type="dxa"/>
         <w:tblInd w:w="828" w:type="dxa"/>
         <w:tblBorders>
           <w:top w:val="single" w:sz="4" w:space="0" w:color="auto"/>
@@ -1570,7 +1498,7 @@
       </w:tblPr>
       <w:tblGrid>
         <w:gridCol w:w="5760"/>
-        <w:gridCol w:w="2232"/>
+        <w:gridCol w:w="2497"/>
       </w:tblGrid>
       <w:tr>
         <w:tc>
@@ -1602,7 +1530,7 @@
         </w:tc>
         <w:tc>
           <w:tcPr>
-            <w:tcW w:w="2232" w:type="dxa"/>
+            <w:tcW w:w="2497" w:type="dxa"/>
           </w:tcPr>
           <w:p>
             <w:pPr>
@@ -1638,7 +1566,7 @@
     </w:p>
     <w:tbl>
       <w:tblPr>
-        <w:tblW w:w="7992" w:type="dxa"/>
+        <w:tblW w:w="8257" w:type="dxa"/>
         <w:tblInd w:w="828" w:type="dxa"/>
         <w:tblBorders>
           <w:top w:val="single" w:sz="4" w:space="0" w:color="auto"/>
@@ -1652,7 +1580,7 @@
       </w:tblPr>
       <w:tblGrid>
         <w:gridCol w:w="5760"/>
-        <w:gridCol w:w="2232"/>
+        <w:gridCol w:w="2497"/>
       </w:tblGrid>
       <w:tr>
         <w:tc>
@@ -1688,12 +1616,15 @@
         </w:tc>
         <w:tc>
           <w:tcPr>
-            <w:tcW w:w="2232" w:type="dxa"/>
-          </w:tcPr>
-          <w:p>
-            <w:pPr>
-              <w:jc w:val="both"/>
-            </w:pPr>
+            <w:tcW w:w="2497" w:type="dxa"/>
+          </w:tcPr>
+          <w:p>
+            <w:pPr>
+              <w:jc w:val="both"/>
+            </w:pPr>
+            <w:r>
+              <w:t>Clockwise&amp; Counterclockwise both:</w:t>
+            </w:r>
           </w:p>
           <w:p>
             <w:pPr>
@@ -1738,15 +1669,7 @@
         <w:jc w:val="both"/>
       </w:pPr>
       <w:r>
-        <w:t xml:space="preserve">For the rest of the </w:t>
-      </w:r>
-      <w:proofErr w:type="gramStart"/>
-      <w:r>
-        <w:t>experiment</w:t>
-      </w:r>
-      <w:proofErr w:type="gramEnd"/>
-      <w:r>
-        <w:t xml:space="preserve"> we will keep the motor running in the same direction</w:t>
+        <w:t>For the rest of the experiment we will keep the motor running in the same direction</w:t>
       </w:r>
       <w:r>
         <w:t xml:space="preserve"> and in star connection</w:t>
@@ -1804,26 +1727,13 @@
         <w:jc w:val="both"/>
       </w:pPr>
       <w:r>
-        <w:t xml:space="preserve">We will now do a </w:t>
-      </w:r>
-      <w:proofErr w:type="gramStart"/>
-      <w:r>
-        <w:t>no load</w:t>
-      </w:r>
-      <w:proofErr w:type="gramEnd"/>
+        <w:t>We will now do a no load</w:t>
+      </w:r>
       <w:r>
         <w:t xml:space="preserve"> test.</w:t>
       </w:r>
       <w:r>
-        <w:t xml:space="preserve"> This is a simple test </w:t>
-      </w:r>
-      <w:proofErr w:type="gramStart"/>
-      <w:r>
-        <w:t>were</w:t>
-      </w:r>
-      <w:proofErr w:type="gramEnd"/>
-      <w:r>
-        <w:t xml:space="preserve"> we measure the input voltage, current, power and reactive power or power factor when the motor is running light. Therefore, start the motor and measure these parameters. The digital power meter has several pages so cycle round by press</w:t>
+        <w:t xml:space="preserve"> This is a simple test were we measure the input voltage, current, power and reactive power or power factor when the motor is running light. Therefore, start the motor and measure these parameters. The digital power meter has several pages so cycle round by press</w:t>
       </w:r>
       <w:r>
         <w:t>ing the red button to find them – look carefully at the units.</w:t>
@@ -2236,15 +2146,7 @@
         <w:jc w:val="both"/>
       </w:pPr>
       <w:r>
-        <w:t xml:space="preserve">The induction motor essentially works as a transformer. The primary is the </w:t>
-      </w:r>
-      <w:proofErr w:type="gramStart"/>
-      <w:r>
-        <w:t>stator</w:t>
-      </w:r>
-      <w:proofErr w:type="gramEnd"/>
-      <w:r>
-        <w:t xml:space="preserve"> and the secondary is the</w:t>
+        <w:t>The induction motor essentially works as a transformer. The primary is the stator and the secondary is the</w:t>
       </w:r>
       <w:r>
         <w:rPr>
@@ -2253,15 +2155,7 @@
         <w:t xml:space="preserve"> aluminium</w:t>
       </w:r>
       <w:r>
-        <w:t xml:space="preserve"> cage on the rotor. At the synchronous speed the rotor is rotating at the same speed as the magnetic field set up by the stator current and therefore no current is induced into the rotor. As the rotor slows emfs are induced into the rotor cage, producing rotor current; interaction between the stator magnetic field and the rotor current will produce torque. </w:t>
-      </w:r>
-      <w:proofErr w:type="gramStart"/>
-      <w:r>
-        <w:t>Therefore</w:t>
-      </w:r>
-      <w:proofErr w:type="gramEnd"/>
-      <w:r>
-        <w:t xml:space="preserve"> we term the difference between the synchronous speed and the rotor speed as the slip which is given by </w:t>
+        <w:t xml:space="preserve"> cage on the rotor. At the synchronous speed the rotor is rotating at the same speed as the magnetic field set up by the stator current and therefore no current is induced into the rotor. As the rotor slows emfs are induced into the rotor cage, producing rotor current; interaction between the stator magnetic field and the rotor current will produce torque. Therefore we term the difference between the synchronous speed and the rotor speed as the slip which is given by </w:t>
       </w:r>
     </w:p>
     <w:p>
@@ -2300,10 +2194,10 @@
             <v:path o:extrusionok="f" gradientshapeok="t" o:connecttype="rect"/>
             <o:lock v:ext="edit" aspectratio="t"/>
           </v:shapetype>
-          <v:shape id="_x0000_i1033" type="#_x0000_t75" alt="" style="width:90.2pt;height:37.1pt;mso-width-percent:0;mso-height-percent:0;mso-width-percent:0;mso-height-percent:0" o:ole="">
+          <v:shape id="_x0000_i1025" type="#_x0000_t75" alt="" style="width:90.25pt;height:36.95pt;mso-width-percent:0;mso-height-percent:0;mso-width-percent:0;mso-height-percent:0" o:ole="">
             <v:imagedata r:id="rId8" o:title=""/>
           </v:shape>
-          <o:OLEObject Type="Embed" ProgID="Equation.DSMT4" ShapeID="_x0000_i1033" DrawAspect="Content" ObjectID="_1835098896" r:id="rId9"/>
+          <o:OLEObject Type="Embed" ProgID="Equation.DSMT4" ShapeID="_x0000_i1025" DrawAspect="Content" ObjectID="_1837763068" r:id="rId9"/>
         </w:object>
       </w:r>
       <w:r>
@@ -2494,10 +2388,10 @@
                 <w:position w:val="-28"/>
               </w:rPr>
               <w:object w:dxaOrig="2799" w:dyaOrig="660" w14:anchorId="311B8485">
-                <v:shape id="_x0000_i1032" type="#_x0000_t75" alt="" style="width:102.55pt;height:32pt;mso-width-percent:0;mso-height-percent:0;mso-width-percent:0;mso-height-percent:0" o:ole="">
+                <v:shape id="_x0000_i1026" type="#_x0000_t75" alt="" style="width:102.4pt;height:31.8pt;mso-width-percent:0;mso-height-percent:0;mso-width-percent:0;mso-height-percent:0" o:ole="">
                   <v:imagedata r:id="rId11" o:title=""/>
                 </v:shape>
-                <o:OLEObject Type="Embed" ProgID="Equation.DSMT4" ShapeID="_x0000_i1032" DrawAspect="Content" ObjectID="_1835098897" r:id="rId12"/>
+                <o:OLEObject Type="Embed" ProgID="Equation.DSMT4" ShapeID="_x0000_i1026" DrawAspect="Content" ObjectID="_1837763069" r:id="rId12"/>
               </w:object>
             </w:r>
           </w:p>
@@ -2695,13 +2589,8 @@
       <w:r>
         <w:t xml:space="preserve"> is approximately zero so that the rotor circuit is blocked. </w:t>
       </w:r>
-      <w:proofErr w:type="gramStart"/>
-      <w:r>
-        <w:t>Therefore</w:t>
-      </w:r>
-      <w:proofErr w:type="gramEnd"/>
-      <w:r>
-        <w:t xml:space="preserve"> the equivalent circuit will be simplified to:</w:t>
+      <w:r>
+        <w:t>Therefore the equivalent circuit will be simplified to:</w:t>
       </w:r>
     </w:p>
     <w:p>
@@ -2804,15 +2693,7 @@
       </w:r>
       <w:proofErr w:type="spellEnd"/>
       <w:r>
-        <w:t xml:space="preserve">. Remember that power is absorbed by the resistor in the circuit. Reactive power may be a new concept to you. The points to bear in mind </w:t>
-      </w:r>
-      <w:proofErr w:type="gramStart"/>
-      <w:r>
-        <w:t>is</w:t>
-      </w:r>
-      <w:proofErr w:type="gramEnd"/>
-      <w:r>
-        <w:t xml:space="preserve"> that reactive power is absorbed by an inductor (and generated by a capacitor) and that</w:t>
+        <w:t>. Remember that power is absorbed by the resistor in the circuit. Reactive power may be a new concept to you. The points to bear in mind is that reactive power is absorbed by an inductor (and generated by a capacitor) and that</w:t>
       </w:r>
     </w:p>
     <w:p>
@@ -2836,10 +2717,10 @@
           <w:position w:val="-30"/>
         </w:rPr>
         <w:object w:dxaOrig="5880" w:dyaOrig="820" w14:anchorId="66BA1518">
-          <v:shape id="_x0000_i1031" type="#_x0000_t75" alt="" style="width:295.25pt;height:40.75pt;mso-width-percent:0;mso-height-percent:0;mso-width-percent:0;mso-height-percent:0" o:ole="">
+          <v:shape id="_x0000_i1027" type="#_x0000_t75" alt="" style="width:295pt;height:40.7pt;mso-width-percent:0;mso-height-percent:0;mso-width-percent:0;mso-height-percent:0" o:ole="">
             <v:imagedata r:id="rId15" o:title=""/>
           </v:shape>
-          <o:OLEObject Type="Embed" ProgID="Equation.DSMT4" ShapeID="_x0000_i1031" DrawAspect="Content" ObjectID="_1835098898" r:id="rId16"/>
+          <o:OLEObject Type="Embed" ProgID="Equation.DSMT4" ShapeID="_x0000_i1027" DrawAspect="Content" ObjectID="_1837763070" r:id="rId16"/>
         </w:object>
       </w:r>
     </w:p>
@@ -2872,10 +2753,10 @@
           <w:position w:val="-30"/>
         </w:rPr>
         <w:object w:dxaOrig="3440" w:dyaOrig="820" w14:anchorId="16697DB3">
-          <v:shape id="_x0000_i1030" type="#_x0000_t75" alt="" style="width:171.65pt;height:40.75pt;mso-width-percent:0;mso-height-percent:0;mso-width-percent:0;mso-height-percent:0" o:ole="">
+          <v:shape id="_x0000_i1028" type="#_x0000_t75" alt="" style="width:171.6pt;height:40.7pt;mso-width-percent:0;mso-height-percent:0;mso-width-percent:0;mso-height-percent:0" o:ole="">
             <v:imagedata r:id="rId17" o:title=""/>
           </v:shape>
-          <o:OLEObject Type="Embed" ProgID="Equation.DSMT4" ShapeID="_x0000_i1030" DrawAspect="Content" ObjectID="_1835098899" r:id="rId18"/>
+          <o:OLEObject Type="Embed" ProgID="Equation.DSMT4" ShapeID="_x0000_i1028" DrawAspect="Content" ObjectID="_1837763071" r:id="rId18"/>
         </w:object>
       </w:r>
     </w:p>
@@ -4276,13 +4157,8 @@
         </w:tabs>
         <w:jc w:val="both"/>
       </w:pPr>
-      <w:proofErr w:type="gramStart"/>
-      <w:r>
-        <w:t>Therefore</w:t>
-      </w:r>
-      <w:proofErr w:type="gramEnd"/>
-      <w:r>
-        <w:t xml:space="preserve"> the values of </w:t>
+      <w:r>
+        <w:t xml:space="preserve">Therefore the values of </w:t>
       </w:r>
       <w:r>
         <w:rPr>
@@ -4363,10 +4239,10 @@
           <w:position w:val="-14"/>
         </w:rPr>
         <w:object w:dxaOrig="4360" w:dyaOrig="440" w14:anchorId="51B51CEF">
-          <v:shape id="_x0000_i1029" type="#_x0000_t75" alt="" style="width:218.2pt;height:21.8pt;mso-width-percent:0;mso-height-percent:0;mso-width-percent:0;mso-height-percent:0" o:ole="">
+          <v:shape id="_x0000_i1029" type="#_x0000_t75" alt="" style="width:218.35pt;height:21.95pt;mso-width-percent:0;mso-height-percent:0;mso-width-percent:0;mso-height-percent:0" o:ole="">
             <v:imagedata r:id="rId20" o:title=""/>
           </v:shape>
-          <o:OLEObject Type="Embed" ProgID="Equation.DSMT4" ShapeID="_x0000_i1029" DrawAspect="Content" ObjectID="_1835098900" r:id="rId21"/>
+          <o:OLEObject Type="Embed" ProgID="Equation.DSMT4" ShapeID="_x0000_i1029" DrawAspect="Content" ObjectID="_1837763072" r:id="rId21"/>
         </w:object>
       </w:r>
     </w:p>
@@ -4391,10 +4267,10 @@
           <w:position w:val="-14"/>
         </w:rPr>
         <w:object w:dxaOrig="6880" w:dyaOrig="440" w14:anchorId="791C84D4">
-          <v:shape id="_x0000_i1028" type="#_x0000_t75" alt="" style="width:344pt;height:21.8pt;mso-width-percent:0;mso-height-percent:0;mso-width-percent:0;mso-height-percent:0" o:ole="">
+          <v:shape id="_x0000_i1030" type="#_x0000_t75" alt="" style="width:344.1pt;height:21.95pt;mso-width-percent:0;mso-height-percent:0;mso-width-percent:0;mso-height-percent:0" o:ole="">
             <v:imagedata r:id="rId22" o:title=""/>
           </v:shape>
-          <o:OLEObject Type="Embed" ProgID="Equation.DSMT4" ShapeID="_x0000_i1028" DrawAspect="Content" ObjectID="_1835098901" r:id="rId23"/>
+          <o:OLEObject Type="Embed" ProgID="Equation.DSMT4" ShapeID="_x0000_i1030" DrawAspect="Content" ObjectID="_1837763073" r:id="rId23"/>
         </w:object>
       </w:r>
     </w:p>
@@ -4894,7 +4770,6 @@
         </w:rPr>
         <w:t>R2</w:t>
       </w:r>
-      <w:proofErr w:type="gramStart"/>
       <w:r>
         <w:rPr>
           <w:i/>
@@ -4903,11 +4778,7 @@
         <w:t>’</w:t>
       </w:r>
       <w:r>
-        <w:t xml:space="preserve">  using</w:t>
-      </w:r>
-      <w:proofErr w:type="gramEnd"/>
-      <w:r>
-        <w:t xml:space="preserve"> the stator </w:t>
+        <w:t xml:space="preserve">  using the stator </w:t>
       </w:r>
       <w:r>
         <w:t>phase</w:t>
@@ -5069,18 +4940,10 @@
         <w:t xml:space="preserve"> from the full load current</w:t>
       </w:r>
       <w:r>
-        <w:t xml:space="preserve"> (rated </w:t>
-      </w:r>
-      <w:proofErr w:type="gramStart"/>
-      <w:r>
-        <w:t xml:space="preserve">speed) </w:t>
-      </w:r>
-      <w:r>
-        <w:t xml:space="preserve"> down</w:t>
-      </w:r>
-      <w:proofErr w:type="gramEnd"/>
-      <w:r>
-        <w:t xml:space="preserve"> to </w:t>
+        <w:t xml:space="preserve"> (rated speed) </w:t>
+      </w:r>
+      <w:r>
+        <w:t xml:space="preserve"> down to </w:t>
       </w:r>
       <w:r>
         <w:t xml:space="preserve">near </w:t>
@@ -5194,7 +5057,6 @@
               </w:rPr>
             </w:pPr>
             <w:proofErr w:type="spellStart"/>
-            <w:proofErr w:type="gramStart"/>
             <w:r>
               <w:t>I</w:t>
             </w:r>
@@ -5215,14 +5077,7 @@
               <w:rPr>
                 <w:vertAlign w:val="superscript"/>
               </w:rPr>
-              <w:t>#</w:t>
-            </w:r>
-            <w:proofErr w:type="gramEnd"/>
-            <w:r>
-              <w:rPr>
-                <w:vertAlign w:val="superscript"/>
-              </w:rPr>
-              <w:t>1</w:t>
+              <w:t>#1</w:t>
             </w:r>
           </w:p>
           <w:p>
@@ -6184,15 +6039,7 @@
         <w:jc w:val="both"/>
       </w:pPr>
       <w:r>
-        <w:t xml:space="preserve">#1 – these values are </w:t>
-      </w:r>
-      <w:proofErr w:type="gramStart"/>
-      <w:r>
-        <w:t>measured</w:t>
-      </w:r>
-      <w:proofErr w:type="gramEnd"/>
-      <w:r>
-        <w:t xml:space="preserve"> and the other values are subsequently calculated from the measured results</w:t>
+        <w:t>#1 – these values are measured and the other values are subsequently calculated from the measured results</w:t>
       </w:r>
     </w:p>
     <w:p>
@@ -6404,7 +6251,21 @@
           <w:b/>
           <w:bCs/>
         </w:rPr>
-        <w:t>(Annotated graphs on the following page and the conclusion on the one after)</w:t>
+        <w:t xml:space="preserve">(Annotated graphs </w:t>
+      </w:r>
+      <w:r>
+        <w:rPr>
+          <w:b/>
+          <w:bCs/>
+        </w:rPr>
+        <w:t xml:space="preserve">and the conclusion </w:t>
+      </w:r>
+      <w:r>
+        <w:rPr>
+          <w:b/>
+          <w:bCs/>
+        </w:rPr>
+        <w:t>on the following page)</w:t>
       </w:r>
     </w:p>
     <w:p>
@@ -6425,9 +6286,25 @@
         </w:rPr>
         <w:lastRenderedPageBreak/>
         <w:drawing>
-          <wp:inline distT="0" distB="0" distL="0" distR="0" wp14:anchorId="4FA80105" wp14:editId="79E84B07">
-            <wp:extent cx="6039485" cy="9252585"/>
-            <wp:effectExtent l="0" t="0" r="5715" b="5715"/>
+          <wp:anchor distT="0" distB="0" distL="114300" distR="114300" simplePos="0" relativeHeight="251658240" behindDoc="0" locked="0" layoutInCell="1" allowOverlap="1" wp14:anchorId="4FA80105" wp14:editId="59BBD762">
+            <wp:simplePos x="0" y="0"/>
+            <wp:positionH relativeFrom="margin">
+              <wp:posOffset>686435</wp:posOffset>
+            </wp:positionH>
+            <wp:positionV relativeFrom="paragraph">
+              <wp:posOffset>-1271270</wp:posOffset>
+            </wp:positionV>
+            <wp:extent cx="4801870" cy="7355840"/>
+            <wp:effectExtent l="0" t="635" r="0" b="0"/>
+            <wp:wrapThrough wrapText="bothSides">
+              <wp:wrapPolygon edited="0">
+                <wp:start x="-3" y="21598"/>
+                <wp:lineTo x="21506" y="21598"/>
+                <wp:lineTo x="21506" y="62"/>
+                <wp:lineTo x="-3" y="62"/>
+                <wp:lineTo x="-3" y="21598"/>
+              </wp:wrapPolygon>
+            </wp:wrapThrough>
             <wp:docPr id="1066529895" name="Picture 2" descr="A group of graphs on paper&#10;&#10;AI-generated content may be incorrect."/>
             <wp:cNvGraphicFramePr>
               <a:graphicFrameLocks xmlns:a="http://schemas.openxmlformats.org/drawingml/2006/main" noChangeAspect="1"/>
@@ -6452,9 +6329,9 @@
                     </a:stretch>
                   </pic:blipFill>
                   <pic:spPr>
-                    <a:xfrm>
+                    <a:xfrm rot="5400000">
                       <a:off x="0" y="0"/>
-                      <a:ext cx="6039485" cy="9252585"/>
+                      <a:ext cx="4801870" cy="7355840"/>
                     </a:xfrm>
                     <a:prstGeom prst="rect">
                       <a:avLst/>
@@ -6463,7 +6340,13 @@
                 </pic:pic>
               </a:graphicData>
             </a:graphic>
-          </wp:inline>
+            <wp14:sizeRelH relativeFrom="margin">
+              <wp14:pctWidth>0</wp14:pctWidth>
+            </wp14:sizeRelH>
+            <wp14:sizeRelV relativeFrom="margin">
+              <wp14:pctHeight>0</wp14:pctHeight>
+            </wp14:sizeRelV>
+          </wp:anchor>
         </w:drawing>
       </w:r>
     </w:p>
@@ -6473,60 +6356,110 @@
           <w:tab w:val="left" w:pos="3600"/>
         </w:tabs>
         <w:jc w:val="both"/>
-        <w:rPr>
-          <w:b/>
-          <w:bCs/>
-        </w:rPr>
-      </w:pPr>
-      <w:r>
-        <w:rPr>
-          <w:b/>
-          <w:bCs/>
-        </w:rPr>
-        <w:lastRenderedPageBreak/>
+      </w:pPr>
+    </w:p>
+    <w:p>
+      <w:pPr>
+        <w:tabs>
+          <w:tab w:val="left" w:pos="3600"/>
+        </w:tabs>
+        <w:jc w:val="both"/>
+      </w:pPr>
+      <w:r>
         <w:t>In conclusion</w:t>
       </w:r>
       <w:r>
-        <w:rPr>
-          <w:b/>
-          <w:bCs/>
-        </w:rPr>
         <w:t xml:space="preserve">, the data estimated from the plots </w:t>
       </w:r>
       <w:r>
-        <w:rPr>
-          <w:b/>
-          <w:bCs/>
-        </w:rPr>
         <w:t xml:space="preserve">aligns </w:t>
       </w:r>
       <w:r>
-        <w:rPr>
-          <w:b/>
-          <w:bCs/>
-        </w:rPr>
         <w:t xml:space="preserve">with the experimental </w:t>
       </w:r>
       <w:r>
-        <w:rPr>
-          <w:b/>
-          <w:bCs/>
-        </w:rPr>
         <w:t>values</w:t>
       </w:r>
       <w:r>
-        <w:rPr>
-          <w:b/>
-          <w:bCs/>
-        </w:rPr>
-        <w:t xml:space="preserve">, with expected deviations due to experimental and plotted errors. Firstly, the output power and torque estimated from the plots agree with the experimental data very well, being 140 W estimated vs. 133.8 W experimental and 1.05 estimated and 1.0 experimental, respectively. Furthermore, the current also lines up well with the experimental data, where the prediction was 3.0 A and the experimental data showed a current of 3.35 A. Moreover, a slight deviation was observed in the efficiency and readings, where the efficiency disagreed by about 10%, 55% estimated efficiency and 65.3% experimental. Lastly, the biggest deviation occurred in the input power data, where the prediction and experimental data disagreed by 100 W, 300W predicted vs 205 W experimental. This discrepancy is expected however, as the plots used for the estimation features the lowest resolution </w:t>
-      </w:r>
-      <w:r>
-        <w:rPr>
-          <w:b/>
-          <w:bCs/>
-        </w:rPr>
-        <w:t>and largest grid spacings of all the data points, meaning the estimated speed to input power relation has the lowest accuracy. Furthermore, the measurement instruments and circuit components themselves have an accuracy, which may introduce inconsistencies to the experimental data. Overall, the experimental data and predictions did line up well, with slight acceptable discrepancies caused by measurement and plotted inaccuracies.</w:t>
+        <w:t xml:space="preserve">, with expected deviations due to experimental and plotted errors. </w:t>
+      </w:r>
+    </w:p>
+    <w:p>
+      <w:pPr>
+        <w:tabs>
+          <w:tab w:val="left" w:pos="3600"/>
+        </w:tabs>
+        <w:jc w:val="both"/>
+      </w:pPr>
+    </w:p>
+    <w:p>
+      <w:pPr>
+        <w:tabs>
+          <w:tab w:val="left" w:pos="3600"/>
+        </w:tabs>
+        <w:jc w:val="both"/>
+      </w:pPr>
+      <w:r>
+        <w:t xml:space="preserve">Firstly, the output power and torque estimated from the plots agree with the experimental data very well, being 140 W estimated vs. 133.8 W experimental and 1.05 estimated and 1.0 experimental, respectively. Furthermore, the current also lines up well with the experimental data, where the prediction was 3.0 A and the experimental data showed a current of 3.35 A. </w:t>
+      </w:r>
+    </w:p>
+    <w:p>
+      <w:pPr>
+        <w:tabs>
+          <w:tab w:val="left" w:pos="3600"/>
+        </w:tabs>
+        <w:jc w:val="both"/>
+      </w:pPr>
+    </w:p>
+    <w:p>
+      <w:pPr>
+        <w:tabs>
+          <w:tab w:val="left" w:pos="3600"/>
+        </w:tabs>
+        <w:jc w:val="both"/>
+      </w:pPr>
+      <w:r>
+        <w:t xml:space="preserve">Moreover, a slight deviation was observed in the efficiency and readings, where the efficiency disagreed by about 10%, 55% estimated efficiency and 65.3% experimental. Lastly, the biggest deviation occurred in the input power data, where the prediction and experimental data disagreed by 100 W, 300W predicted vs 205 W experimental. This discrepancy is expected however, as the plots used for the estimation </w:t>
+      </w:r>
+      <w:r>
+        <w:t>feature</w:t>
+      </w:r>
+      <w:r>
+        <w:t xml:space="preserve"> the lowest resolution </w:t>
+      </w:r>
+      <w:r>
+        <w:t xml:space="preserve">and largest grid spacings of all the data points, meaning the estimated speed to input power relation has the lowest accuracy. </w:t>
+      </w:r>
+      <w:r>
+        <w:t>Additionally</w:t>
+      </w:r>
+      <w:r>
+        <w:t xml:space="preserve">, the measurement instruments and circuit components themselves have </w:t>
+      </w:r>
+      <w:r>
+        <w:t>tolerances</w:t>
+      </w:r>
+      <w:r>
+        <w:t xml:space="preserve">, which may introduce inconsistencies to the experimental data. </w:t>
+      </w:r>
+    </w:p>
+    <w:p>
+      <w:pPr>
+        <w:tabs>
+          <w:tab w:val="left" w:pos="3600"/>
+        </w:tabs>
+        <w:jc w:val="both"/>
+      </w:pPr>
+    </w:p>
+    <w:p>
+      <w:pPr>
+        <w:tabs>
+          <w:tab w:val="left" w:pos="3600"/>
+        </w:tabs>
+        <w:jc w:val="both"/>
+      </w:pPr>
+      <w:r>
+        <w:t>Overall, the experimental data and predictions did line up well, with slight acceptable discrepancies caused by measurement and plotted inaccuracies.</w:t>
       </w:r>
     </w:p>
     <w:p>
@@ -6631,10 +6564,10 @@
           <w:position w:val="-28"/>
         </w:rPr>
         <w:object w:dxaOrig="1640" w:dyaOrig="740" w14:anchorId="3E0FE64E">
-          <v:shape id="_x0000_i1027" type="#_x0000_t75" alt="" style="width:116.35pt;height:52.35pt;mso-width-percent:0;mso-height-percent:0;mso-width-percent:0;mso-height-percent:0" o:ole="">
+          <v:shape id="_x0000_i1031" type="#_x0000_t75" alt="" style="width:116.4pt;height:52.35pt;mso-width-percent:0;mso-height-percent:0;mso-width-percent:0;mso-height-percent:0" o:ole="">
             <v:imagedata r:id="rId25" o:title=""/>
           </v:shape>
-          <o:OLEObject Type="Embed" ProgID="Equation.DSMT4" ShapeID="_x0000_i1027" DrawAspect="Content" ObjectID="_1835098902" r:id="rId26"/>
+          <o:OLEObject Type="Embed" ProgID="Equation.DSMT4" ShapeID="_x0000_i1031" DrawAspect="Content" ObjectID="_1837763074" r:id="rId26"/>
         </w:object>
       </w:r>
     </w:p>
@@ -6890,10 +6823,10 @@
           <w:position w:val="-28"/>
         </w:rPr>
         <w:object w:dxaOrig="1480" w:dyaOrig="680" w14:anchorId="26C67EE9">
-          <v:shape id="_x0000_i1026" type="#_x0000_t75" alt="" style="width:105.45pt;height:49.45pt;mso-width-percent:0;mso-height-percent:0;mso-width-percent:0;mso-height-percent:0" o:ole="">
+          <v:shape id="_x0000_i1032" type="#_x0000_t75" alt="" style="width:105.65pt;height:49.55pt;mso-width-percent:0;mso-height-percent:0;mso-width-percent:0;mso-height-percent:0" o:ole="">
             <v:imagedata r:id="rId27" o:title=""/>
           </v:shape>
-          <o:OLEObject Type="Embed" ProgID="Equation.DSMT4" ShapeID="_x0000_i1026" DrawAspect="Content" ObjectID="_1835098903" r:id="rId28"/>
+          <o:OLEObject Type="Embed" ProgID="Equation.DSMT4" ShapeID="_x0000_i1032" DrawAspect="Content" ObjectID="_1837763075" r:id="rId28"/>
         </w:object>
       </w:r>
     </w:p>
@@ -6924,10 +6857,10 @@
           <w:position w:val="-4"/>
         </w:rPr>
         <w:object w:dxaOrig="180" w:dyaOrig="279" w14:anchorId="11737F98">
-          <v:shape id="_x0000_i1025" type="#_x0000_t75" alt="" style="width:9.45pt;height:14.55pt;mso-width-percent:0;mso-height-percent:0;mso-width-percent:0;mso-height-percent:0" o:ole="">
+          <v:shape id="_x0000_i1033" type="#_x0000_t75" alt="" style="width:9.35pt;height:14.5pt;mso-width-percent:0;mso-height-percent:0;mso-width-percent:0;mso-height-percent:0" o:ole="">
             <v:imagedata r:id="rId29" o:title=""/>
           </v:shape>
-          <o:OLEObject Type="Embed" ProgID="Equation.DSMT4" ShapeID="_x0000_i1025" DrawAspect="Content" ObjectID="_1835098904" r:id="rId30"/>
+          <o:OLEObject Type="Embed" ProgID="Equation.DSMT4" ShapeID="_x0000_i1033" DrawAspect="Content" ObjectID="_1837763076" r:id="rId30"/>
         </w:object>
       </w:r>
       <w:r>
@@ -7219,21 +7152,7 @@
         <w:rPr>
           <w:iCs/>
         </w:rPr>
-        <w:t xml:space="preserve">Dr </w:t>
-      </w:r>
-      <w:proofErr w:type="spellStart"/>
-      <w:r>
-        <w:rPr>
-          <w:iCs/>
-        </w:rPr>
-        <w:t>Wenjuan</w:t>
-      </w:r>
-      <w:proofErr w:type="spellEnd"/>
-      <w:r>
-        <w:rPr>
-          <w:iCs/>
-        </w:rPr>
-        <w:t xml:space="preserve"> Song</w:t>
+        <w:t>Dr Wenjuan Song</w:t>
       </w:r>
     </w:p>
     <w:p>
@@ -8808,7 +8727,7 @@
     </w:pPr>
     <w:rPr>
       <w:rFonts w:eastAsia="Times New Roman"/>
-      <w:lang w:val="en-CZ" w:eastAsia="en-GB"/>
+      <w:lang w:eastAsia="en-GB"/>
     </w:rPr>
   </w:style>
 </w:styles>
